--- a/Documentation/BCA Major First 5 pages.docx
+++ b/Documentation/BCA Major First 5 pages.docx
@@ -97,8 +97,6 @@
         </w:rPr>
         <w:t xml:space="preserve">&amp; Reminder </w:t>
       </w:r>
-      <w:bookmarkStart w:id="0" w:name="_GoBack"/>
-      <w:bookmarkEnd w:id="0"/>
       <w:r>
         <w:rPr>
           <w:b/>
@@ -1313,6 +1311,14 @@
         </w:rPr>
         <w:t xml:space="preserve"> </w:t>
       </w:r>
+      <w:r>
+        <w:rPr>
+          <w:iCs/>
+          <w:sz w:val="32"/>
+          <w:szCs w:val="32"/>
+        </w:rPr>
+        <w:t xml:space="preserve">A. </w:t>
+      </w:r>
       <w:proofErr w:type="spellStart"/>
       <w:r>
         <w:rPr>
@@ -1370,7 +1376,7 @@
           <w:sz w:val="32"/>
           <w:szCs w:val="32"/>
         </w:rPr>
-        <w:t xml:space="preserve">        Dr. </w:t>
+        <w:t xml:space="preserve">   Dr. </w:t>
       </w:r>
       <w:proofErr w:type="spellStart"/>
       <w:r>
@@ -1607,6 +1613,8 @@
           <w:szCs w:val="36"/>
         </w:rPr>
       </w:pPr>
+      <w:bookmarkStart w:id="0" w:name="_GoBack"/>
+      <w:bookmarkEnd w:id="0"/>
       <w:r>
         <w:rPr>
           <w:b/>
@@ -8657,7 +8665,7 @@
 </file>
 
 <file path=customXml/itemProps1.xml><?xml version="1.0" encoding="utf-8"?>
-<ds:datastoreItem xmlns:ds="http://schemas.openxmlformats.org/officeDocument/2006/customXml" ds:itemID="{7EBE3609-DCB7-422F-A00F-2E74E34CD32A}">
+<ds:datastoreItem xmlns:ds="http://schemas.openxmlformats.org/officeDocument/2006/customXml" ds:itemID="{4F5C3E54-3948-462D-88C7-0ED4C847BF3B}">
   <ds:schemaRefs>
     <ds:schemaRef ds:uri="http://schemas.openxmlformats.org/officeDocument/2006/bibliography"/>
   </ds:schemaRefs>

--- a/Documentation/BCA Major First 5 pages.docx
+++ b/Documentation/BCA Major First 5 pages.docx
@@ -65,55 +65,19 @@
         <w:jc w:val="center"/>
         <w:rPr>
           <w:b/>
-          <w:color w:val="FF0000"/>
-          <w:sz w:val="32"/>
-          <w:szCs w:val="32"/>
-        </w:rPr>
-      </w:pPr>
-      <w:r>
-        <w:rPr>
-          <w:b/>
-          <w:color w:val="FF0000"/>
-          <w:sz w:val="32"/>
-          <w:szCs w:val="32"/>
-        </w:rPr>
-        <w:t>“</w:t>
-      </w:r>
-      <w:r>
-        <w:rPr>
-          <w:b/>
-          <w:color w:val="FF0000"/>
-          <w:sz w:val="32"/>
-          <w:szCs w:val="32"/>
-        </w:rPr>
-        <w:t xml:space="preserve">Dental Clinic Appointment </w:t>
-      </w:r>
-      <w:r>
-        <w:rPr>
-          <w:b/>
-          <w:color w:val="FF0000"/>
-          <w:sz w:val="32"/>
-          <w:szCs w:val="32"/>
-        </w:rPr>
-        <w:t xml:space="preserve">&amp; Reminder </w:t>
-      </w:r>
-      <w:r>
-        <w:rPr>
-          <w:b/>
-          <w:color w:val="FF0000"/>
-          <w:sz w:val="32"/>
-          <w:szCs w:val="32"/>
-        </w:rPr>
-        <w:t>Website</w:t>
-      </w:r>
-      <w:r>
-        <w:rPr>
-          <w:b/>
-          <w:color w:val="FF0000"/>
-          <w:sz w:val="32"/>
-          <w:szCs w:val="32"/>
-        </w:rPr>
-        <w:t>”</w:t>
+          <w:color w:val="800000"/>
+          <w:sz w:val="32"/>
+          <w:szCs w:val="32"/>
+        </w:rPr>
+      </w:pPr>
+      <w:r>
+        <w:rPr>
+          <w:b/>
+          <w:color w:val="800000"/>
+          <w:sz w:val="32"/>
+          <w:szCs w:val="32"/>
+        </w:rPr>
+        <w:t>Web Application for Dental Clinic Appointment System</w:t>
       </w:r>
     </w:p>
     <w:p>
@@ -698,16 +662,6 @@
         </w:rPr>
         <w:t>2026</w:t>
       </w:r>
-    </w:p>
-    <w:p>
-      <w:pPr>
-        <w:jc w:val="center"/>
-        <w:rPr>
-          <w:b/>
-          <w:sz w:val="32"/>
-          <w:szCs w:val="32"/>
-        </w:rPr>
-      </w:pPr>
     </w:p>
     <w:p>
       <w:pPr>
@@ -993,10 +947,12 @@
       <w:r>
         <w:rPr>
           <w:b/>
-          <w:sz w:val="32"/>
-          <w:szCs w:val="32"/>
-        </w:rPr>
-        <w:t>Dental Clinic Appointment Website</w:t>
+          <w:bCs/>
+          <w:iCs/>
+          <w:sz w:val="32"/>
+          <w:szCs w:val="32"/>
+        </w:rPr>
+        <w:t>Web Application for Dental Clinic Appointment System</w:t>
       </w:r>
       <w:r>
         <w:rPr>
@@ -1218,15 +1174,6 @@
     <w:p>
       <w:pPr>
         <w:rPr>
-          <w:iCs/>
-          <w:sz w:val="32"/>
-          <w:szCs w:val="32"/>
-        </w:rPr>
-      </w:pPr>
-    </w:p>
-    <w:p>
-      <w:pPr>
-        <w:rPr>
           <w:b/>
           <w:bCs/>
           <w:iCs/>
@@ -1234,14 +1181,6 @@
           <w:szCs w:val="32"/>
         </w:rPr>
       </w:pPr>
-      <w:r>
-        <w:rPr>
-          <w:iCs/>
-          <w:sz w:val="32"/>
-          <w:szCs w:val="32"/>
-        </w:rPr>
-        <w:t xml:space="preserve">  </w:t>
-      </w:r>
     </w:p>
     <w:p>
       <w:pPr>
@@ -1613,8 +1552,6 @@
           <w:szCs w:val="36"/>
         </w:rPr>
       </w:pPr>
-      <w:bookmarkStart w:id="0" w:name="_GoBack"/>
-      <w:bookmarkEnd w:id="0"/>
       <w:r>
         <w:rPr>
           <w:b/>
@@ -1768,10 +1705,12 @@
       <w:r>
         <w:rPr>
           <w:b/>
-          <w:sz w:val="32"/>
-          <w:szCs w:val="32"/>
-        </w:rPr>
-        <w:t>Dental Clinic Appointment Website</w:t>
+          <w:bCs/>
+          <w:iCs/>
+          <w:sz w:val="32"/>
+          <w:szCs w:val="32"/>
+        </w:rPr>
+        <w:t>Web Application for Dental Clinic Appointment System</w:t>
       </w:r>
       <w:r>
         <w:rPr>
@@ -3900,7 +3839,16 @@
           <w:b/>
           <w:sz w:val="28"/>
         </w:rPr>
-        <w:t>tandards</w:t>
+        <w:t>tandard</w:t>
+      </w:r>
+      <w:bookmarkStart w:id="0" w:name="_GoBack"/>
+      <w:bookmarkEnd w:id="0"/>
+      <w:r>
+        <w:rPr>
+          <w:b/>
+          <w:sz w:val="28"/>
+        </w:rPr>
+        <w:t>s</w:t>
       </w:r>
       <w:r>
         <w:rPr>
@@ -8665,7 +8613,7 @@
 </file>
 
 <file path=customXml/itemProps1.xml><?xml version="1.0" encoding="utf-8"?>
-<ds:datastoreItem xmlns:ds="http://schemas.openxmlformats.org/officeDocument/2006/customXml" ds:itemID="{4F5C3E54-3948-462D-88C7-0ED4C847BF3B}">
+<ds:datastoreItem xmlns:ds="http://schemas.openxmlformats.org/officeDocument/2006/customXml" ds:itemID="{6FE641AA-9E6C-49B7-BF2E-A1F3FA839CC9}">
   <ds:schemaRefs>
     <ds:schemaRef ds:uri="http://schemas.openxmlformats.org/officeDocument/2006/bibliography"/>
   </ds:schemaRefs>

--- a/Documentation/BCA Major First 5 pages.docx
+++ b/Documentation/BCA Major First 5 pages.docx
@@ -348,7 +348,16 @@
           <w:sz w:val="32"/>
           <w:szCs w:val="32"/>
         </w:rPr>
-        <w:t xml:space="preserve">Mrs. </w:t>
+        <w:t>Smt</w:t>
+      </w:r>
+      <w:r>
+        <w:rPr>
+          <w:b/>
+          <w:color w:val="333399"/>
+          <w:sz w:val="32"/>
+          <w:szCs w:val="32"/>
+        </w:rPr>
+        <w:t xml:space="preserve">. </w:t>
       </w:r>
       <w:proofErr w:type="spellStart"/>
       <w:r>
@@ -412,20 +421,20 @@
           <wp:anchor distT="0" distB="0" distL="114300" distR="114300" simplePos="0" relativeHeight="251658752" behindDoc="1" locked="0" layoutInCell="1" allowOverlap="1" wp14:anchorId="06D1C6CC" wp14:editId="38C42653">
             <wp:simplePos x="0" y="0"/>
             <wp:positionH relativeFrom="column">
-              <wp:posOffset>2190750</wp:posOffset>
+              <wp:posOffset>2192655</wp:posOffset>
             </wp:positionH>
             <wp:positionV relativeFrom="paragraph">
-              <wp:posOffset>280035</wp:posOffset>
+              <wp:posOffset>276225</wp:posOffset>
             </wp:positionV>
-            <wp:extent cx="1225550" cy="1155700"/>
-            <wp:effectExtent l="19050" t="0" r="0" b="0"/>
+            <wp:extent cx="1225550" cy="1337310"/>
+            <wp:effectExtent l="0" t="0" r="0" b="0"/>
             <wp:wrapTight wrapText="bothSides">
               <wp:wrapPolygon edited="0">
-                <wp:start x="-336" y="0"/>
-                <wp:lineTo x="-336" y="21363"/>
-                <wp:lineTo x="21488" y="21363"/>
-                <wp:lineTo x="21488" y="0"/>
-                <wp:lineTo x="-336" y="0"/>
+                <wp:start x="0" y="0"/>
+                <wp:lineTo x="0" y="21231"/>
+                <wp:lineTo x="21152" y="21231"/>
+                <wp:lineTo x="21152" y="0"/>
+                <wp:lineTo x="0" y="0"/>
               </wp:wrapPolygon>
             </wp:wrapTight>
             <wp:docPr id="2" name="Picture 1" descr="C:\Documents and Settings\Rudra\Desktop\deccaneducationsociety_logo.jpg"/>
@@ -451,7 +460,7 @@
                   <pic:spPr bwMode="auto">
                     <a:xfrm>
                       <a:off x="0" y="0"/>
-                      <a:ext cx="1225550" cy="1155700"/>
+                      <a:ext cx="1225550" cy="1337310"/>
                     </a:xfrm>
                     <a:prstGeom prst="rect">
                       <a:avLst/>
@@ -467,6 +476,9 @@
                 </pic:pic>
               </a:graphicData>
             </a:graphic>
+            <wp14:sizeRelV relativeFrom="margin">
+              <wp14:pctHeight>0</wp14:pctHeight>
+            </wp14:sizeRelV>
           </wp:anchor>
         </w:drawing>
       </w:r>
@@ -491,6 +503,17 @@
       <w:pPr>
         <w:jc w:val="center"/>
         <w:rPr>
+          <w:sz w:val="32"/>
+          <w:szCs w:val="32"/>
+        </w:rPr>
+      </w:pPr>
+    </w:p>
+    <w:p>
+      <w:pPr>
+        <w:jc w:val="center"/>
+        <w:rPr>
+          <w:b/>
+          <w:color w:val="333399"/>
           <w:sz w:val="32"/>
           <w:szCs w:val="32"/>
         </w:rPr>
@@ -1140,7 +1163,21 @@
           <w:sz w:val="32"/>
           <w:szCs w:val="32"/>
         </w:rPr>
-        <w:t xml:space="preserve">   </w:t>
+        <w:t xml:space="preserve">  </w:t>
+      </w:r>
+      <w:r>
+        <w:rPr>
+          <w:sz w:val="32"/>
+          <w:szCs w:val="32"/>
+        </w:rPr>
+        <w:t>23</w:t>
+      </w:r>
+      <w:r>
+        <w:rPr>
+          <w:sz w:val="32"/>
+          <w:szCs w:val="32"/>
+        </w:rPr>
+        <w:t xml:space="preserve"> </w:t>
       </w:r>
       <w:r>
         <w:rPr>
@@ -1154,7 +1191,7 @@
           <w:sz w:val="32"/>
           <w:szCs w:val="32"/>
         </w:rPr>
-        <w:t xml:space="preserve">    </w:t>
+        <w:t>03</w:t>
       </w:r>
       <w:r>
         <w:rPr>
@@ -1162,6 +1199,13 @@
           <w:szCs w:val="32"/>
         </w:rPr>
         <w:t>/</w:t>
+      </w:r>
+      <w:r>
+        <w:rPr>
+          <w:sz w:val="32"/>
+          <w:szCs w:val="32"/>
+        </w:rPr>
+        <w:t xml:space="preserve"> </w:t>
       </w:r>
       <w:r>
         <w:rPr>
@@ -1230,7 +1274,15 @@
           <w:sz w:val="32"/>
           <w:szCs w:val="32"/>
         </w:rPr>
-        <w:t xml:space="preserve">Mrs. </w:t>
+        <w:t>Smt</w:t>
+      </w:r>
+      <w:r>
+        <w:rPr>
+          <w:iCs/>
+          <w:sz w:val="32"/>
+          <w:szCs w:val="32"/>
+        </w:rPr>
+        <w:t xml:space="preserve">. </w:t>
       </w:r>
       <w:proofErr w:type="spellStart"/>
       <w:r>
@@ -1465,7 +1517,7 @@
           <w:sz w:val="32"/>
           <w:szCs w:val="32"/>
         </w:rPr>
-        <w:t xml:space="preserve">   </w:t>
+        <w:t xml:space="preserve"> </w:t>
       </w:r>
       <w:r>
         <w:rPr>
@@ -1664,13 +1716,16 @@
         </w:rPr>
         <w:t xml:space="preserve"> undersigned, </w:t>
       </w:r>
-      <w:r>
-        <w:rPr>
-          <w:b/>
+      <w:proofErr w:type="spellStart"/>
+      <w:proofErr w:type="gramStart"/>
+      <w:r>
+        <w:rPr>
+          <w:b/>
+          <w:bCs/>
           <w:sz w:val="30"/>
           <w:szCs w:val="28"/>
         </w:rPr>
-        <w:t>Somnath Pandurang Jadhav, Rohan Ramesh Chavan</w:t>
+        <w:t>Mr.Som</w:t>
       </w:r>
       <w:r>
         <w:rPr>
@@ -1678,21 +1733,26 @@
           <w:sz w:val="30"/>
           <w:szCs w:val="28"/>
         </w:rPr>
-        <w:t xml:space="preserve"> </w:t>
-      </w:r>
-      <w:r>
-        <w:rPr>
+        <w:t>nath</w:t>
+      </w:r>
+      <w:proofErr w:type="spellEnd"/>
+      <w:proofErr w:type="gramEnd"/>
+      <w:r>
+        <w:rPr>
+          <w:b/>
           <w:sz w:val="30"/>
           <w:szCs w:val="28"/>
         </w:rPr>
-        <w:t>here by to declare that</w:t>
-      </w:r>
-      <w:r>
-        <w:rPr>
+        <w:t xml:space="preserve"> Pandurang Jadhav, </w:t>
+      </w:r>
+      <w:proofErr w:type="spellStart"/>
+      <w:r>
+        <w:rPr>
+          <w:b/>
           <w:sz w:val="30"/>
           <w:szCs w:val="28"/>
         </w:rPr>
-        <w:t xml:space="preserve">, the project report </w:t>
+        <w:t>Mr.</w:t>
       </w:r>
       <w:r>
         <w:rPr>
@@ -1700,6 +1760,45 @@
           <w:sz w:val="30"/>
           <w:szCs w:val="28"/>
         </w:rPr>
+        <w:t>Rohan</w:t>
+      </w:r>
+      <w:proofErr w:type="spellEnd"/>
+      <w:r>
+        <w:rPr>
+          <w:b/>
+          <w:sz w:val="30"/>
+          <w:szCs w:val="28"/>
+        </w:rPr>
+        <w:t xml:space="preserve"> Ramesh Chavan</w:t>
+      </w:r>
+      <w:r>
+        <w:rPr>
+          <w:b/>
+          <w:sz w:val="30"/>
+          <w:szCs w:val="28"/>
+        </w:rPr>
+        <w:t xml:space="preserve"> </w:t>
+      </w:r>
+      <w:r>
+        <w:rPr>
+          <w:sz w:val="30"/>
+          <w:szCs w:val="28"/>
+        </w:rPr>
+        <w:t>here by to declare that</w:t>
+      </w:r>
+      <w:r>
+        <w:rPr>
+          <w:sz w:val="30"/>
+          <w:szCs w:val="28"/>
+        </w:rPr>
+        <w:t xml:space="preserve">, the project report </w:t>
+      </w:r>
+      <w:r>
+        <w:rPr>
+          <w:b/>
+          <w:sz w:val="30"/>
+          <w:szCs w:val="28"/>
+        </w:rPr>
         <w:t>“</w:t>
       </w:r>
       <w:r>
@@ -1739,15 +1838,30 @@
           <w:sz w:val="30"/>
           <w:szCs w:val="28"/>
         </w:rPr>
-        <w:t xml:space="preserve"> under the guidance of </w:t>
-      </w:r>
-      <w:r>
-        <w:rPr>
-          <w:b/>
+        <w:t xml:space="preserve"> under the guidance of</w:t>
+      </w:r>
+      <w:r>
+        <w:rPr>
           <w:sz w:val="30"/>
           <w:szCs w:val="28"/>
         </w:rPr>
-        <w:t xml:space="preserve">Mrs. </w:t>
+        <w:t xml:space="preserve"> </w:t>
+      </w:r>
+      <w:r>
+        <w:rPr>
+          <w:b/>
+          <w:sz w:val="30"/>
+          <w:szCs w:val="28"/>
+        </w:rPr>
+        <w:t>Smt</w:t>
+      </w:r>
+      <w:r>
+        <w:rPr>
+          <w:b/>
+          <w:sz w:val="30"/>
+          <w:szCs w:val="28"/>
+        </w:rPr>
+        <w:t xml:space="preserve">. </w:t>
       </w:r>
       <w:proofErr w:type="spellStart"/>
       <w:r>
@@ -1831,20 +1945,6 @@
           <w:szCs w:val="28"/>
         </w:rPr>
       </w:pPr>
-      <w:r>
-        <w:rPr>
-          <w:sz w:val="30"/>
-          <w:szCs w:val="28"/>
-        </w:rPr>
-        <w:t>We</w:t>
-      </w:r>
-      <w:r>
-        <w:rPr>
-          <w:sz w:val="30"/>
-          <w:szCs w:val="28"/>
-        </w:rPr>
-        <w:t xml:space="preserve"> undersigned that any such coping is liable to the punishment in away that University Authorities deem fit.</w:t>
-      </w:r>
     </w:p>
     <w:p>
       <w:pPr>
@@ -1856,573 +1956,142 @@
           <w:szCs w:val="28"/>
         </w:rPr>
       </w:pPr>
-    </w:p>
-    <w:p>
-      <w:pPr>
-        <w:spacing w:line="360" w:lineRule="auto"/>
-        <w:rPr>
-          <w:sz w:val="32"/>
-          <w:szCs w:val="32"/>
-        </w:rPr>
-      </w:pPr>
-      <w:r>
-        <w:rPr>
-          <w:sz w:val="32"/>
-          <w:szCs w:val="32"/>
-        </w:rPr>
-        <w:t>Place: Sangli.</w:t>
-      </w:r>
-    </w:p>
-    <w:p>
-      <w:pPr>
-        <w:spacing w:line="360" w:lineRule="auto"/>
-        <w:rPr>
-          <w:sz w:val="32"/>
-          <w:szCs w:val="32"/>
-        </w:rPr>
-      </w:pPr>
-      <w:r>
-        <w:rPr>
-          <w:sz w:val="32"/>
-          <w:szCs w:val="32"/>
-        </w:rPr>
-        <w:t xml:space="preserve">Date: </w:t>
-      </w:r>
-      <w:r>
-        <w:rPr>
-          <w:sz w:val="32"/>
-          <w:szCs w:val="32"/>
-        </w:rPr>
-        <w:t xml:space="preserve">    </w:t>
-      </w:r>
-      <w:r>
-        <w:rPr>
-          <w:sz w:val="32"/>
-          <w:szCs w:val="32"/>
-        </w:rPr>
-        <w:t>/</w:t>
-      </w:r>
-      <w:r>
-        <w:rPr>
-          <w:sz w:val="32"/>
-          <w:szCs w:val="32"/>
-        </w:rPr>
-        <w:t xml:space="preserve">     </w:t>
-      </w:r>
-      <w:r>
-        <w:rPr>
-          <w:sz w:val="32"/>
-          <w:szCs w:val="32"/>
-        </w:rPr>
-        <w:t>/</w:t>
-      </w:r>
-      <w:r>
-        <w:rPr>
-          <w:sz w:val="32"/>
-          <w:szCs w:val="32"/>
-        </w:rPr>
-        <w:t>2026</w:t>
-      </w:r>
-    </w:p>
-    <w:p>
-      <w:pPr>
-        <w:spacing w:line="360" w:lineRule="auto"/>
+      <w:r>
         <w:rPr>
           <w:sz w:val="30"/>
           <w:szCs w:val="28"/>
         </w:rPr>
-      </w:pPr>
-    </w:p>
-    <w:p>
-      <w:pPr>
-        <w:spacing w:line="360" w:lineRule="auto"/>
+        <w:t>We</w:t>
+      </w:r>
+      <w:r>
         <w:rPr>
           <w:sz w:val="30"/>
           <w:szCs w:val="28"/>
         </w:rPr>
-      </w:pPr>
-      <w:r>
+        <w:t xml:space="preserve"> undersigned that any such coping is liable to the punishment in away that University Authorities deem fit.</w:t>
+      </w:r>
+    </w:p>
+    <w:p>
+      <w:pPr>
+        <w:spacing w:line="360" w:lineRule="auto"/>
+        <w:ind w:firstLine="720"/>
+        <w:jc w:val="both"/>
         <w:rPr>
           <w:sz w:val="30"/>
           <w:szCs w:val="28"/>
         </w:rPr>
-        <w:tab/>
-      </w:r>
-      <w:r>
+      </w:pPr>
+    </w:p>
+    <w:p>
+      <w:pPr>
+        <w:spacing w:line="360" w:lineRule="auto"/>
+        <w:rPr>
+          <w:sz w:val="32"/>
+          <w:szCs w:val="32"/>
+        </w:rPr>
+      </w:pPr>
+      <w:r>
+        <w:rPr>
+          <w:sz w:val="32"/>
+          <w:szCs w:val="32"/>
+        </w:rPr>
+        <w:t>Place: Sangli.</w:t>
+      </w:r>
+    </w:p>
+    <w:p>
+      <w:pPr>
+        <w:spacing w:line="360" w:lineRule="auto"/>
+        <w:rPr>
+          <w:sz w:val="32"/>
+          <w:szCs w:val="32"/>
+        </w:rPr>
+      </w:pPr>
+      <w:r>
+        <w:rPr>
+          <w:sz w:val="32"/>
+          <w:szCs w:val="32"/>
+        </w:rPr>
+        <w:t xml:space="preserve">Date: </w:t>
+      </w:r>
+      <w:r>
+        <w:rPr>
+          <w:sz w:val="32"/>
+          <w:szCs w:val="32"/>
+        </w:rPr>
+        <w:t xml:space="preserve"> </w:t>
+      </w:r>
+      <w:r>
+        <w:rPr>
+          <w:sz w:val="32"/>
+          <w:szCs w:val="32"/>
+        </w:rPr>
+        <w:t>23</w:t>
+      </w:r>
+      <w:r>
+        <w:rPr>
+          <w:sz w:val="32"/>
+          <w:szCs w:val="32"/>
+        </w:rPr>
+        <w:t xml:space="preserve"> </w:t>
+      </w:r>
+      <w:r>
+        <w:rPr>
+          <w:sz w:val="32"/>
+          <w:szCs w:val="32"/>
+        </w:rPr>
+        <w:t>/</w:t>
+      </w:r>
+      <w:r>
+        <w:rPr>
+          <w:sz w:val="32"/>
+          <w:szCs w:val="32"/>
+        </w:rPr>
+        <w:t xml:space="preserve"> </w:t>
+      </w:r>
+      <w:r>
+        <w:rPr>
+          <w:sz w:val="32"/>
+          <w:szCs w:val="32"/>
+        </w:rPr>
+        <w:t>03</w:t>
+      </w:r>
+      <w:r>
+        <w:rPr>
+          <w:sz w:val="32"/>
+          <w:szCs w:val="32"/>
+        </w:rPr>
+        <w:t xml:space="preserve"> </w:t>
+      </w:r>
+      <w:r>
+        <w:rPr>
+          <w:sz w:val="32"/>
+          <w:szCs w:val="32"/>
+        </w:rPr>
+        <w:t>/</w:t>
+      </w:r>
+      <w:r>
+        <w:rPr>
+          <w:sz w:val="32"/>
+          <w:szCs w:val="32"/>
+        </w:rPr>
+        <w:t>2026</w:t>
+      </w:r>
+    </w:p>
+    <w:p>
+      <w:pPr>
+        <w:spacing w:line="360" w:lineRule="auto"/>
         <w:rPr>
           <w:sz w:val="30"/>
           <w:szCs w:val="28"/>
         </w:rPr>
-        <w:tab/>
-      </w:r>
-      <w:r>
+      </w:pPr>
+    </w:p>
+    <w:p>
+      <w:pPr>
+        <w:spacing w:line="360" w:lineRule="auto"/>
         <w:rPr>
           <w:sz w:val="30"/>
           <w:szCs w:val="28"/>
-        </w:rPr>
-        <w:tab/>
-      </w:r>
-      <w:r>
-        <w:rPr>
-          <w:sz w:val="30"/>
-          <w:szCs w:val="28"/>
-        </w:rPr>
-        <w:tab/>
-      </w:r>
-      <w:r>
-        <w:rPr>
-          <w:sz w:val="30"/>
-          <w:szCs w:val="28"/>
-        </w:rPr>
-        <w:tab/>
-      </w:r>
-    </w:p>
-    <w:tbl>
-      <w:tblPr>
-        <w:tblStyle w:val="TableGrid"/>
-        <w:tblpPr w:leftFromText="180" w:rightFromText="180" w:vertAnchor="text" w:horzAnchor="margin" w:tblpY="614"/>
-        <w:tblW w:w="0" w:type="auto"/>
-        <w:tblLook w:val="04A0" w:firstRow="1" w:lastRow="0" w:firstColumn="1" w:lastColumn="0" w:noHBand="0" w:noVBand="1"/>
-      </w:tblPr>
-      <w:tblGrid>
-        <w:gridCol w:w="2335"/>
-        <w:gridCol w:w="4140"/>
-        <w:gridCol w:w="2293"/>
-      </w:tblGrid>
-      <w:tr>
-        <w:trPr>
-          <w:trHeight w:val="698"/>
-        </w:trPr>
-        <w:tc>
-          <w:tcPr>
-            <w:tcW w:w="2335" w:type="dxa"/>
-          </w:tcPr>
-          <w:p>
-            <w:pPr>
-              <w:spacing w:before="120" w:after="120"/>
-              <w:rPr>
-                <w:sz w:val="28"/>
-                <w:szCs w:val="28"/>
-              </w:rPr>
-            </w:pPr>
-            <w:r>
-              <w:rPr>
-                <w:sz w:val="30"/>
-                <w:szCs w:val="28"/>
-              </w:rPr>
-              <w:t>Exam Seat No.</w:t>
-            </w:r>
-          </w:p>
-        </w:tc>
-        <w:tc>
-          <w:tcPr>
-            <w:tcW w:w="4140" w:type="dxa"/>
-          </w:tcPr>
-          <w:p>
-            <w:pPr>
-              <w:spacing w:before="120" w:after="120"/>
-              <w:rPr>
-                <w:sz w:val="28"/>
-                <w:szCs w:val="28"/>
-              </w:rPr>
-            </w:pPr>
-            <w:r>
-              <w:rPr>
-                <w:sz w:val="30"/>
-                <w:szCs w:val="28"/>
-              </w:rPr>
-              <w:t>Name of Member</w:t>
-            </w:r>
-            <w:r>
-              <w:rPr>
-                <w:sz w:val="30"/>
-                <w:szCs w:val="28"/>
-              </w:rPr>
-              <w:tab/>
-            </w:r>
-          </w:p>
-        </w:tc>
-        <w:tc>
-          <w:tcPr>
-            <w:tcW w:w="2293" w:type="dxa"/>
-          </w:tcPr>
-          <w:p>
-            <w:pPr>
-              <w:spacing w:before="120" w:after="120"/>
-              <w:rPr>
-                <w:sz w:val="28"/>
-                <w:szCs w:val="28"/>
-              </w:rPr>
-            </w:pPr>
-            <w:r>
-              <w:rPr>
-                <w:sz w:val="30"/>
-                <w:szCs w:val="28"/>
-              </w:rPr>
-              <w:t>Signature</w:t>
-            </w:r>
-          </w:p>
-        </w:tc>
-      </w:tr>
-      <w:tr>
-        <w:trPr>
-          <w:trHeight w:val="683"/>
-        </w:trPr>
-        <w:tc>
-          <w:tcPr>
-            <w:tcW w:w="2335" w:type="dxa"/>
-          </w:tcPr>
-          <w:p>
-            <w:pPr>
-              <w:spacing w:before="120" w:after="120"/>
-              <w:rPr>
-                <w:sz w:val="28"/>
-                <w:szCs w:val="28"/>
-              </w:rPr>
-            </w:pPr>
-          </w:p>
-        </w:tc>
-        <w:tc>
-          <w:tcPr>
-            <w:tcW w:w="4140" w:type="dxa"/>
-          </w:tcPr>
-          <w:p>
-            <w:pPr>
-              <w:spacing w:line="360" w:lineRule="auto"/>
-              <w:jc w:val="center"/>
-              <w:rPr>
-                <w:sz w:val="28"/>
-                <w:szCs w:val="28"/>
-              </w:rPr>
-            </w:pPr>
-            <w:r>
-              <w:rPr>
-                <w:sz w:val="30"/>
-                <w:szCs w:val="28"/>
-              </w:rPr>
-              <w:t>Somnath Pandurang Jadhav</w:t>
-            </w:r>
-          </w:p>
-        </w:tc>
-        <w:tc>
-          <w:tcPr>
-            <w:tcW w:w="2293" w:type="dxa"/>
-          </w:tcPr>
-          <w:p>
-            <w:pPr>
-              <w:spacing w:before="120" w:after="120"/>
-              <w:rPr>
-                <w:sz w:val="28"/>
-                <w:szCs w:val="28"/>
-              </w:rPr>
-            </w:pPr>
-          </w:p>
-        </w:tc>
-      </w:tr>
-      <w:tr>
-        <w:trPr>
-          <w:trHeight w:val="698"/>
-        </w:trPr>
-        <w:tc>
-          <w:tcPr>
-            <w:tcW w:w="2335" w:type="dxa"/>
-          </w:tcPr>
-          <w:p>
-            <w:pPr>
-              <w:spacing w:before="120" w:after="120"/>
-              <w:rPr>
-                <w:sz w:val="28"/>
-                <w:szCs w:val="28"/>
-              </w:rPr>
-            </w:pPr>
-          </w:p>
-        </w:tc>
-        <w:tc>
-          <w:tcPr>
-            <w:tcW w:w="4140" w:type="dxa"/>
-          </w:tcPr>
-          <w:p>
-            <w:pPr>
-              <w:spacing w:line="360" w:lineRule="auto"/>
-              <w:jc w:val="center"/>
-              <w:rPr>
-                <w:sz w:val="28"/>
-                <w:szCs w:val="28"/>
-              </w:rPr>
-            </w:pPr>
-            <w:r>
-              <w:rPr>
-                <w:sz w:val="30"/>
-                <w:szCs w:val="28"/>
-              </w:rPr>
-              <w:t>Rohan Ramesh Chavan</w:t>
-            </w:r>
-          </w:p>
-        </w:tc>
-        <w:tc>
-          <w:tcPr>
-            <w:tcW w:w="2293" w:type="dxa"/>
-          </w:tcPr>
-          <w:p>
-            <w:pPr>
-              <w:spacing w:before="120" w:after="120"/>
-              <w:rPr>
-                <w:sz w:val="28"/>
-                <w:szCs w:val="28"/>
-              </w:rPr>
-            </w:pPr>
-          </w:p>
-        </w:tc>
-      </w:tr>
-    </w:tbl>
-    <w:p>
-      <w:pPr>
-        <w:spacing w:before="120" w:after="120" w:line="360" w:lineRule="auto"/>
-        <w:rPr>
-          <w:sz w:val="28"/>
-          <w:szCs w:val="28"/>
-        </w:rPr>
-      </w:pPr>
-      <w:r>
-        <w:rPr>
-          <w:sz w:val="28"/>
-          <w:szCs w:val="28"/>
-        </w:rPr>
-        <w:t xml:space="preserve"> </w:t>
-      </w:r>
-    </w:p>
-    <w:p>
-      <w:pPr>
-        <w:spacing w:before="120" w:after="120"/>
-        <w:ind w:left="4320"/>
-        <w:rPr>
-          <w:sz w:val="28"/>
-          <w:szCs w:val="28"/>
-        </w:rPr>
-      </w:pPr>
-    </w:p>
-    <w:p>
-      <w:pPr>
-        <w:spacing w:before="120" w:after="120"/>
-        <w:ind w:left="4320"/>
-        <w:rPr>
-          <w:sz w:val="28"/>
-          <w:szCs w:val="28"/>
-        </w:rPr>
-      </w:pPr>
-    </w:p>
-    <w:p>
-      <w:pPr>
-        <w:rPr>
-          <w:sz w:val="28"/>
-          <w:szCs w:val="28"/>
-        </w:rPr>
-      </w:pPr>
-    </w:p>
-    <w:p>
-      <w:pPr>
-        <w:rPr>
-          <w:rFonts w:ascii="Palatino Linotype" w:hAnsi="Palatino Linotype"/>
-          <w:sz w:val="28"/>
-          <w:szCs w:val="28"/>
-        </w:rPr>
-      </w:pPr>
-    </w:p>
-    <w:p>
-      <w:pPr>
-        <w:spacing w:line="360" w:lineRule="auto"/>
-        <w:ind w:left="720" w:hanging="11"/>
-        <w:jc w:val="center"/>
-        <w:rPr>
-          <w:b/>
-          <w:color w:val="333399"/>
-          <w:sz w:val="32"/>
-          <w:szCs w:val="32"/>
-        </w:rPr>
-      </w:pPr>
-      <w:r>
-        <w:rPr>
-          <w:b/>
-          <w:color w:val="333399"/>
-          <w:sz w:val="32"/>
-          <w:szCs w:val="32"/>
-        </w:rPr>
-        <w:lastRenderedPageBreak/>
-        <w:t>ACKNOWLEDGEMENT</w:t>
-      </w:r>
-    </w:p>
-    <w:p>
-      <w:pPr>
-        <w:spacing w:line="360" w:lineRule="auto"/>
-        <w:jc w:val="center"/>
-        <w:rPr>
-          <w:sz w:val="30"/>
-          <w:szCs w:val="28"/>
-        </w:rPr>
-      </w:pPr>
-      <w:r>
-        <w:rPr>
-          <w:sz w:val="30"/>
-          <w:szCs w:val="28"/>
-        </w:rPr>
-        <w:t xml:space="preserve"> </w:t>
-      </w:r>
-    </w:p>
-    <w:p>
-      <w:pPr>
-        <w:pStyle w:val="NormalWeb"/>
-        <w:spacing w:line="360" w:lineRule="auto"/>
-        <w:rPr>
-          <w:sz w:val="28"/>
-          <w:szCs w:val="28"/>
-          <w:lang w:val="en-US" w:eastAsia="en-US" w:bidi="ar-SA"/>
-        </w:rPr>
-      </w:pPr>
-      <w:r>
-        <w:rPr>
-          <w:sz w:val="28"/>
-          <w:szCs w:val="28"/>
-          <w:lang w:val="en-US" w:eastAsia="en-US" w:bidi="ar-SA"/>
-        </w:rPr>
-        <w:t xml:space="preserve">We would like to express our sincere gratitude to everyone who supported us in successfully completing this college </w:t>
-      </w:r>
-      <w:r>
-        <w:rPr>
-          <w:sz w:val="28"/>
-          <w:szCs w:val="28"/>
-          <w:lang w:val="en-US" w:eastAsia="en-US" w:bidi="ar-SA"/>
-        </w:rPr>
-        <w:t>project. First</w:t>
-      </w:r>
-      <w:r>
-        <w:rPr>
-          <w:sz w:val="28"/>
-          <w:szCs w:val="28"/>
-          <w:lang w:val="en-US" w:eastAsia="en-US" w:bidi="ar-SA"/>
-        </w:rPr>
-        <w:t xml:space="preserve"> of all, we would like to thank our college and our respected teachers for giving us this opportunity and for their continuous guidance, encouragement, and valuable suggestions throughout the project. Their support helped us to understand the concepts clearly and improve our technical skills.</w:t>
-      </w:r>
-    </w:p>
-    <w:p>
-      <w:pPr>
-        <w:pStyle w:val="NormalWeb"/>
-        <w:spacing w:line="360" w:lineRule="auto"/>
-        <w:rPr>
-          <w:sz w:val="28"/>
-          <w:szCs w:val="28"/>
-          <w:lang w:val="en-US" w:eastAsia="en-US" w:bidi="ar-SA"/>
-        </w:rPr>
-      </w:pPr>
-      <w:r>
-        <w:rPr>
-          <w:sz w:val="28"/>
-          <w:szCs w:val="28"/>
-          <w:lang w:val="en-US" w:eastAsia="en-US" w:bidi="ar-SA"/>
-        </w:rPr>
-        <w:t>We are also very thankful to the doctor and staff of the dental clinic for their cooperation and for providing the necessary information and requirements for this project. Their real-world guidance helped us make this project more practical and meaningful.</w:t>
-      </w:r>
-    </w:p>
-    <w:p>
-      <w:pPr>
-        <w:pStyle w:val="NormalWeb"/>
-        <w:spacing w:line="360" w:lineRule="auto"/>
-        <w:rPr>
-          <w:sz w:val="28"/>
-          <w:szCs w:val="28"/>
-          <w:lang w:val="en-US" w:eastAsia="en-US" w:bidi="ar-SA"/>
-        </w:rPr>
-      </w:pPr>
-      <w:r>
-        <w:rPr>
-          <w:sz w:val="28"/>
-          <w:szCs w:val="28"/>
-          <w:lang w:val="en-US" w:eastAsia="en-US" w:bidi="ar-SA"/>
-        </w:rPr>
-        <w:t>Finally, we are grateful to our families for their constant support, patience, and encouragement, which motivated us to complete this project successfully.</w:t>
-      </w:r>
-    </w:p>
-    <w:p>
-      <w:pPr>
-        <w:spacing w:line="360" w:lineRule="auto"/>
-        <w:rPr>
-          <w:sz w:val="30"/>
-          <w:szCs w:val="28"/>
-        </w:rPr>
-      </w:pPr>
-    </w:p>
-    <w:p>
-      <w:pPr>
-        <w:spacing w:line="360" w:lineRule="auto"/>
-        <w:rPr>
-          <w:sz w:val="32"/>
-          <w:szCs w:val="32"/>
-        </w:rPr>
-      </w:pPr>
-      <w:r>
-        <w:rPr>
-          <w:sz w:val="32"/>
-          <w:szCs w:val="32"/>
-        </w:rPr>
-        <w:t>Place: Sangli.</w:t>
-      </w:r>
-    </w:p>
-    <w:p>
-      <w:pPr>
-        <w:spacing w:line="360" w:lineRule="auto"/>
-        <w:rPr>
-          <w:sz w:val="32"/>
-          <w:szCs w:val="32"/>
-        </w:rPr>
-      </w:pPr>
-      <w:r>
-        <w:rPr>
-          <w:sz w:val="32"/>
-          <w:szCs w:val="32"/>
-        </w:rPr>
-        <w:t xml:space="preserve">Date: </w:t>
-      </w:r>
-      <w:r>
-        <w:rPr>
-          <w:sz w:val="32"/>
-          <w:szCs w:val="32"/>
-        </w:rPr>
-        <w:t xml:space="preserve">    </w:t>
-      </w:r>
-      <w:r>
-        <w:rPr>
-          <w:sz w:val="32"/>
-          <w:szCs w:val="32"/>
-        </w:rPr>
-        <w:t>/</w:t>
-      </w:r>
-      <w:r>
-        <w:rPr>
-          <w:sz w:val="32"/>
-          <w:szCs w:val="32"/>
-        </w:rPr>
-        <w:t xml:space="preserve">     </w:t>
-      </w:r>
-      <w:r>
-        <w:rPr>
-          <w:sz w:val="32"/>
-          <w:szCs w:val="32"/>
-        </w:rPr>
-        <w:t>/</w:t>
-      </w:r>
-      <w:r>
-        <w:rPr>
-          <w:sz w:val="32"/>
-          <w:szCs w:val="32"/>
-        </w:rPr>
-        <w:t>2026</w:t>
-      </w:r>
-    </w:p>
-    <w:p>
-      <w:pPr>
-        <w:spacing w:line="360" w:lineRule="auto"/>
-        <w:rPr>
-          <w:sz w:val="32"/>
-          <w:szCs w:val="32"/>
         </w:rPr>
       </w:pPr>
     </w:p>
@@ -2506,6 +2175,9 @@
         </w:tc>
       </w:tr>
       <w:tr>
+        <w:trPr>
+          <w:trHeight w:val="566"/>
+        </w:trPr>
         <w:tc>
           <w:tcPr>
             <w:tcW w:w="2065" w:type="dxa"/>
@@ -2513,7 +2185,6 @@
           <w:p>
             <w:pPr>
               <w:spacing w:line="360" w:lineRule="auto"/>
-              <w:jc w:val="center"/>
               <w:rPr>
                 <w:sz w:val="30"/>
                 <w:szCs w:val="28"/>
@@ -2528,6 +2199,905 @@
           <w:p>
             <w:pPr>
               <w:spacing w:line="360" w:lineRule="auto"/>
+              <w:rPr>
+                <w:sz w:val="30"/>
+                <w:szCs w:val="28"/>
+              </w:rPr>
+            </w:pPr>
+            <w:proofErr w:type="spellStart"/>
+            <w:proofErr w:type="gramStart"/>
+            <w:r>
+              <w:rPr>
+                <w:sz w:val="30"/>
+                <w:szCs w:val="28"/>
+              </w:rPr>
+              <w:t>Mr.Somnath</w:t>
+            </w:r>
+            <w:proofErr w:type="spellEnd"/>
+            <w:proofErr w:type="gramEnd"/>
+            <w:r>
+              <w:rPr>
+                <w:sz w:val="30"/>
+                <w:szCs w:val="28"/>
+              </w:rPr>
+              <w:t xml:space="preserve"> Pandurang Jadhav</w:t>
+            </w:r>
+          </w:p>
+        </w:tc>
+        <w:tc>
+          <w:tcPr>
+            <w:tcW w:w="2542" w:type="dxa"/>
+          </w:tcPr>
+          <w:p>
+            <w:pPr>
+              <w:spacing w:line="360" w:lineRule="auto"/>
+              <w:rPr>
+                <w:sz w:val="30"/>
+                <w:szCs w:val="28"/>
+              </w:rPr>
+            </w:pPr>
+          </w:p>
+        </w:tc>
+      </w:tr>
+      <w:tr>
+        <w:trPr>
+          <w:trHeight w:val="620"/>
+        </w:trPr>
+        <w:tc>
+          <w:tcPr>
+            <w:tcW w:w="2065" w:type="dxa"/>
+          </w:tcPr>
+          <w:p>
+            <w:pPr>
+              <w:spacing w:line="360" w:lineRule="auto"/>
+              <w:rPr>
+                <w:sz w:val="30"/>
+                <w:szCs w:val="28"/>
+              </w:rPr>
+            </w:pPr>
+          </w:p>
+        </w:tc>
+        <w:tc>
+          <w:tcPr>
+            <w:tcW w:w="4410" w:type="dxa"/>
+          </w:tcPr>
+          <w:p>
+            <w:pPr>
+              <w:spacing w:line="360" w:lineRule="auto"/>
+              <w:rPr>
+                <w:sz w:val="30"/>
+                <w:szCs w:val="28"/>
+              </w:rPr>
+            </w:pPr>
+            <w:proofErr w:type="spellStart"/>
+            <w:proofErr w:type="gramStart"/>
+            <w:r>
+              <w:rPr>
+                <w:sz w:val="30"/>
+                <w:szCs w:val="28"/>
+              </w:rPr>
+              <w:t>Mr.Rohan</w:t>
+            </w:r>
+            <w:proofErr w:type="spellEnd"/>
+            <w:proofErr w:type="gramEnd"/>
+            <w:r>
+              <w:rPr>
+                <w:sz w:val="30"/>
+                <w:szCs w:val="28"/>
+              </w:rPr>
+              <w:t xml:space="preserve"> Ramesh Chavan</w:t>
+            </w:r>
+          </w:p>
+        </w:tc>
+        <w:tc>
+          <w:tcPr>
+            <w:tcW w:w="2542" w:type="dxa"/>
+          </w:tcPr>
+          <w:p>
+            <w:pPr>
+              <w:spacing w:line="360" w:lineRule="auto"/>
+              <w:rPr>
+                <w:sz w:val="30"/>
+                <w:szCs w:val="28"/>
+              </w:rPr>
+            </w:pPr>
+          </w:p>
+        </w:tc>
+      </w:tr>
+    </w:tbl>
+    <w:p>
+      <w:pPr>
+        <w:spacing w:before="120" w:after="120"/>
+        <w:ind w:left="4320"/>
+        <w:rPr>
+          <w:sz w:val="28"/>
+          <w:szCs w:val="28"/>
+        </w:rPr>
+      </w:pPr>
+    </w:p>
+    <w:p>
+      <w:pPr>
+        <w:spacing w:before="120" w:after="120"/>
+        <w:ind w:left="4320"/>
+        <w:rPr>
+          <w:sz w:val="28"/>
+          <w:szCs w:val="28"/>
+        </w:rPr>
+      </w:pPr>
+    </w:p>
+    <w:p>
+      <w:pPr>
+        <w:spacing w:before="120" w:after="120"/>
+        <w:ind w:left="4320"/>
+        <w:rPr>
+          <w:sz w:val="28"/>
+          <w:szCs w:val="28"/>
+        </w:rPr>
+      </w:pPr>
+    </w:p>
+    <w:p>
+      <w:pPr>
+        <w:spacing w:before="120" w:after="120"/>
+        <w:rPr>
+          <w:sz w:val="28"/>
+          <w:szCs w:val="28"/>
+        </w:rPr>
+      </w:pPr>
+    </w:p>
+    <w:p>
+      <w:pPr>
+        <w:spacing w:before="120" w:after="120"/>
+        <w:rPr>
+          <w:sz w:val="28"/>
+          <w:szCs w:val="28"/>
+        </w:rPr>
+      </w:pPr>
+    </w:p>
+    <w:p>
+      <w:pPr>
+        <w:pStyle w:val="Subtitle"/>
+        <w:jc w:val="center"/>
+        <w:rPr>
+          <w:rFonts w:ascii="Times New Roman" w:eastAsiaTheme="minorHAnsi" w:hAnsi="Times New Roman" w:cs="Times New Roman"/>
+          <w:b/>
+          <w:bCs/>
+          <w:color w:val="4F81BD" w:themeColor="accent1"/>
+          <w:spacing w:val="0"/>
+          <w:sz w:val="48"/>
+          <w:szCs w:val="144"/>
+          <w:shd w:val="clear" w:color="auto" w:fill="FFFFFF"/>
+        </w:rPr>
+      </w:pPr>
+      <w:r>
+        <w:rPr>
+          <w:rStyle w:val="Hyperlink"/>
+          <w:rFonts w:ascii="Times New Roman" w:eastAsiaTheme="minorHAnsi" w:hAnsi="Times New Roman" w:cs="Times New Roman"/>
+          <w:b/>
+          <w:bCs/>
+          <w:color w:val="4F81BD" w:themeColor="accent1"/>
+          <w:spacing w:val="0"/>
+          <w:sz w:val="48"/>
+          <w:szCs w:val="144"/>
+          <w:u w:val="none"/>
+          <w:shd w:val="clear" w:color="auto" w:fill="FFFFFF"/>
+        </w:rPr>
+        <w:lastRenderedPageBreak/>
+        <w:t>AABHA DENTAL CLINIC &amp; SMILE CENTER</w:t>
+      </w:r>
+    </w:p>
+    <w:p>
+      <w:pPr>
+        <w:pBdr>
+          <w:bottom w:val="single" w:sz="4" w:space="1" w:color="auto"/>
+        </w:pBdr>
+        <w:spacing w:before="100" w:beforeAutospacing="1" w:after="100" w:afterAutospacing="1" w:line="360" w:lineRule="auto"/>
+        <w:outlineLvl w:val="0"/>
+        <w:rPr>
+          <w:rStyle w:val="Hyperlink"/>
+          <w:rFonts w:eastAsiaTheme="minorEastAsia"/>
+          <w:color w:val="111827"/>
+          <w:sz w:val="28"/>
+          <w:szCs w:val="28"/>
+          <w:u w:val="none"/>
+          <w:shd w:val="clear" w:color="auto" w:fill="FFFFFF"/>
+        </w:rPr>
+      </w:pPr>
+      <w:r>
+        <w:rPr>
+          <w:rStyle w:val="Hyperlink"/>
+          <w:rFonts w:eastAsiaTheme="minorEastAsia"/>
+          <w:color w:val="000000" w:themeColor="text1"/>
+          <w:sz w:val="28"/>
+          <w:szCs w:val="28"/>
+          <w:u w:val="none"/>
+          <w:shd w:val="clear" w:color="auto" w:fill="FFFFFF"/>
+        </w:rPr>
+        <w:t>Near Bedag Stand, Bedag</w:t>
+      </w:r>
+      <w:r>
+        <w:rPr>
+          <w:rStyle w:val="Hyperlink"/>
+          <w:rFonts w:eastAsiaTheme="minorEastAsia"/>
+          <w:color w:val="000000" w:themeColor="text1"/>
+          <w:sz w:val="28"/>
+          <w:szCs w:val="28"/>
+          <w:u w:val="none"/>
+          <w:shd w:val="clear" w:color="auto" w:fill="FFFFFF"/>
+        </w:rPr>
+        <w:br/>
+        <w:t xml:space="preserve">Miraj, </w:t>
+      </w:r>
+      <w:proofErr w:type="spellStart"/>
+      <w:r>
+        <w:rPr>
+          <w:rStyle w:val="Hyperlink"/>
+          <w:rFonts w:eastAsiaTheme="minorEastAsia"/>
+          <w:color w:val="000000" w:themeColor="text1"/>
+          <w:sz w:val="28"/>
+          <w:szCs w:val="28"/>
+          <w:u w:val="none"/>
+          <w:shd w:val="clear" w:color="auto" w:fill="FFFFFF"/>
+        </w:rPr>
+        <w:t>Sangli</w:t>
+      </w:r>
+      <w:proofErr w:type="spellEnd"/>
+      <w:r>
+        <w:rPr>
+          <w:rStyle w:val="Hyperlink"/>
+          <w:rFonts w:eastAsiaTheme="minorEastAsia"/>
+          <w:color w:val="000000" w:themeColor="text1"/>
+          <w:sz w:val="28"/>
+          <w:szCs w:val="28"/>
+          <w:u w:val="none"/>
+          <w:shd w:val="clear" w:color="auto" w:fill="FFFFFF"/>
+        </w:rPr>
+        <w:t>, Maharashtra - 416410</w:t>
+      </w:r>
+      <w:r>
+        <w:rPr>
+          <w:rStyle w:val="Hyperlink"/>
+          <w:rFonts w:eastAsiaTheme="minorEastAsia"/>
+          <w:color w:val="000000" w:themeColor="text1"/>
+          <w:sz w:val="28"/>
+          <w:szCs w:val="28"/>
+          <w:u w:val="none"/>
+          <w:shd w:val="clear" w:color="auto" w:fill="FFFFFF"/>
+        </w:rPr>
+        <w:br/>
+        <w:t xml:space="preserve">Phone: </w:t>
+      </w:r>
+      <w:hyperlink r:id="rId7" w:history="1">
+        <w:r>
+          <w:rPr>
+            <w:rStyle w:val="Hyperlink"/>
+            <w:rFonts w:eastAsiaTheme="minorEastAsia"/>
+            <w:color w:val="000000" w:themeColor="text1"/>
+            <w:sz w:val="28"/>
+            <w:szCs w:val="28"/>
+            <w:u w:val="none"/>
+            <w:shd w:val="clear" w:color="auto" w:fill="FFFFFF"/>
+          </w:rPr>
+          <w:t>+91 7972933329</w:t>
+        </w:r>
+      </w:hyperlink>
+    </w:p>
+    <w:p>
+      <w:pPr>
+        <w:pStyle w:val="Subtitle"/>
+        <w:jc w:val="center"/>
+        <w:rPr>
+          <w:rFonts w:ascii="Times New Roman" w:eastAsiaTheme="minorHAnsi" w:hAnsi="Times New Roman" w:cs="Times New Roman"/>
+          <w:color w:val="365F91" w:themeColor="accent1" w:themeShade="BF"/>
+          <w:spacing w:val="0"/>
+          <w:sz w:val="48"/>
+          <w:szCs w:val="144"/>
+          <w:shd w:val="clear" w:color="auto" w:fill="FFFFFF"/>
+        </w:rPr>
+      </w:pPr>
+      <w:r>
+        <w:rPr>
+          <w:rStyle w:val="Hyperlink"/>
+          <w:rFonts w:ascii="Times New Roman" w:eastAsiaTheme="minorHAnsi" w:hAnsi="Times New Roman" w:cs="Times New Roman"/>
+          <w:color w:val="365F91" w:themeColor="accent1" w:themeShade="BF"/>
+          <w:spacing w:val="0"/>
+          <w:sz w:val="48"/>
+          <w:szCs w:val="144"/>
+          <w:u w:val="none"/>
+          <w:shd w:val="clear" w:color="auto" w:fill="FFFFFF"/>
+        </w:rPr>
+        <w:t>CERTIFICATE</w:t>
+      </w:r>
+    </w:p>
+    <w:p>
+      <w:pPr>
+        <w:spacing w:before="100" w:beforeAutospacing="1" w:after="100" w:afterAutospacing="1" w:line="360" w:lineRule="auto"/>
+        <w:jc w:val="both"/>
+        <w:rPr>
+          <w:rStyle w:val="Hyperlink"/>
+          <w:rFonts w:eastAsiaTheme="minorEastAsia"/>
+          <w:color w:val="000000" w:themeColor="text1"/>
+          <w:sz w:val="30"/>
+          <w:szCs w:val="36"/>
+          <w:u w:val="none"/>
+          <w:shd w:val="clear" w:color="auto" w:fill="FFFFFF"/>
+        </w:rPr>
+      </w:pPr>
+      <w:r>
+        <w:rPr>
+          <w:rStyle w:val="Hyperlink"/>
+          <w:rFonts w:eastAsiaTheme="minorEastAsia"/>
+          <w:color w:val="000000" w:themeColor="text1"/>
+          <w:sz w:val="30"/>
+          <w:szCs w:val="36"/>
+          <w:u w:val="none"/>
+          <w:shd w:val="clear" w:color="auto" w:fill="FFFFFF"/>
+        </w:rPr>
+        <w:t xml:space="preserve">This is to certify that </w:t>
+      </w:r>
+      <w:r>
+        <w:rPr>
+          <w:rStyle w:val="Hyperlink"/>
+          <w:rFonts w:eastAsiaTheme="minorEastAsia"/>
+          <w:b/>
+          <w:bCs/>
+          <w:color w:val="000000" w:themeColor="text1"/>
+          <w:sz w:val="30"/>
+          <w:szCs w:val="36"/>
+          <w:u w:val="none"/>
+          <w:shd w:val="clear" w:color="auto" w:fill="FFFFFF"/>
+        </w:rPr>
+        <w:t>Mr. Somnath Jadhav</w:t>
+      </w:r>
+      <w:r>
+        <w:rPr>
+          <w:rStyle w:val="Hyperlink"/>
+          <w:rFonts w:eastAsiaTheme="minorEastAsia"/>
+          <w:color w:val="000000" w:themeColor="text1"/>
+          <w:sz w:val="30"/>
+          <w:szCs w:val="36"/>
+          <w:u w:val="none"/>
+          <w:shd w:val="clear" w:color="auto" w:fill="FFFFFF"/>
+        </w:rPr>
+        <w:t xml:space="preserve"> and </w:t>
+      </w:r>
+      <w:r>
+        <w:rPr>
+          <w:rStyle w:val="Hyperlink"/>
+          <w:rFonts w:eastAsiaTheme="minorEastAsia"/>
+          <w:b/>
+          <w:bCs/>
+          <w:color w:val="000000" w:themeColor="text1"/>
+          <w:sz w:val="30"/>
+          <w:szCs w:val="36"/>
+          <w:u w:val="none"/>
+          <w:shd w:val="clear" w:color="auto" w:fill="FFFFFF"/>
+        </w:rPr>
+        <w:t>Mr. Rohan Chavan</w:t>
+      </w:r>
+      <w:r>
+        <w:rPr>
+          <w:rStyle w:val="Hyperlink"/>
+          <w:rFonts w:eastAsiaTheme="minorEastAsia"/>
+          <w:color w:val="000000" w:themeColor="text1"/>
+          <w:sz w:val="30"/>
+          <w:szCs w:val="36"/>
+          <w:u w:val="none"/>
+          <w:shd w:val="clear" w:color="auto" w:fill="FFFFFF"/>
+        </w:rPr>
+        <w:t xml:space="preserve"> have successfully completed the project titled </w:t>
+      </w:r>
+      <w:r>
+        <w:rPr>
+          <w:rStyle w:val="Hyperlink"/>
+          <w:rFonts w:eastAsiaTheme="minorEastAsia"/>
+          <w:b/>
+          <w:bCs/>
+          <w:color w:val="000000" w:themeColor="text1"/>
+          <w:sz w:val="30"/>
+          <w:szCs w:val="36"/>
+          <w:u w:val="none"/>
+          <w:shd w:val="clear" w:color="auto" w:fill="FFFFFF"/>
+        </w:rPr>
+        <w:t>“Dental Clinic Appointment System”</w:t>
+      </w:r>
+      <w:r>
+        <w:rPr>
+          <w:rStyle w:val="Hyperlink"/>
+          <w:rFonts w:eastAsiaTheme="minorEastAsia"/>
+          <w:color w:val="000000" w:themeColor="text1"/>
+          <w:sz w:val="30"/>
+          <w:szCs w:val="36"/>
+          <w:u w:val="none"/>
+          <w:shd w:val="clear" w:color="auto" w:fill="FFFFFF"/>
+        </w:rPr>
+        <w:t xml:space="preserve"> for </w:t>
+      </w:r>
+      <w:proofErr w:type="spellStart"/>
+      <w:r>
+        <w:rPr>
+          <w:rStyle w:val="Hyperlink"/>
+          <w:rFonts w:eastAsiaTheme="minorEastAsia"/>
+          <w:color w:val="000000" w:themeColor="text1"/>
+          <w:sz w:val="30"/>
+          <w:szCs w:val="36"/>
+          <w:u w:val="none"/>
+          <w:shd w:val="clear" w:color="auto" w:fill="FFFFFF"/>
+        </w:rPr>
+        <w:t>Aabha</w:t>
+      </w:r>
+      <w:proofErr w:type="spellEnd"/>
+      <w:r>
+        <w:rPr>
+          <w:rStyle w:val="Hyperlink"/>
+          <w:rFonts w:eastAsiaTheme="minorEastAsia"/>
+          <w:color w:val="000000" w:themeColor="text1"/>
+          <w:sz w:val="30"/>
+          <w:szCs w:val="36"/>
+          <w:u w:val="none"/>
+          <w:shd w:val="clear" w:color="auto" w:fill="FFFFFF"/>
+        </w:rPr>
+        <w:t xml:space="preserve"> Dental Clinic as part of their academic curriculum.</w:t>
+      </w:r>
+    </w:p>
+    <w:p>
+      <w:pPr>
+        <w:spacing w:before="100" w:beforeAutospacing="1" w:after="100" w:afterAutospacing="1" w:line="360" w:lineRule="auto"/>
+        <w:jc w:val="both"/>
+        <w:rPr>
+          <w:rStyle w:val="Hyperlink"/>
+          <w:rFonts w:eastAsiaTheme="minorEastAsia"/>
+          <w:color w:val="000000" w:themeColor="text1"/>
+          <w:sz w:val="30"/>
+          <w:szCs w:val="36"/>
+          <w:u w:val="none"/>
+          <w:shd w:val="clear" w:color="auto" w:fill="FFFFFF"/>
+        </w:rPr>
+      </w:pPr>
+      <w:r>
+        <w:rPr>
+          <w:rStyle w:val="Hyperlink"/>
+          <w:rFonts w:eastAsiaTheme="minorEastAsia"/>
+          <w:color w:val="000000" w:themeColor="text1"/>
+          <w:sz w:val="30"/>
+          <w:szCs w:val="36"/>
+          <w:u w:val="none"/>
+          <w:shd w:val="clear" w:color="auto" w:fill="FFFFFF"/>
+        </w:rPr>
+        <w:t>During the project, they developed a web-based system for managing appointments, patient records, and automated email reminders. The system helps improve clinic efficiency by reducing manual work and ensuring timely communication with patients.</w:t>
+      </w:r>
+    </w:p>
+    <w:p>
+      <w:pPr>
+        <w:spacing w:before="100" w:beforeAutospacing="1" w:after="100" w:afterAutospacing="1" w:line="360" w:lineRule="auto"/>
+        <w:jc w:val="both"/>
+        <w:rPr>
+          <w:rStyle w:val="Hyperlink"/>
+          <w:rFonts w:eastAsiaTheme="minorEastAsia"/>
+          <w:color w:val="000000" w:themeColor="text1"/>
+          <w:sz w:val="30"/>
+          <w:szCs w:val="36"/>
+          <w:u w:val="none"/>
+          <w:shd w:val="clear" w:color="auto" w:fill="FFFFFF"/>
+        </w:rPr>
+      </w:pPr>
+      <w:r>
+        <w:rPr>
+          <w:rStyle w:val="Hyperlink"/>
+          <w:rFonts w:eastAsiaTheme="minorEastAsia"/>
+          <w:color w:val="000000" w:themeColor="text1"/>
+          <w:sz w:val="30"/>
+          <w:szCs w:val="36"/>
+          <w:u w:val="none"/>
+          <w:shd w:val="clear" w:color="auto" w:fill="FFFFFF"/>
+        </w:rPr>
+        <w:t>We appreciate their dedication, technical skills, and sincere efforts in understanding the clinic requirements and delivering a practical digital solution.</w:t>
+      </w:r>
+    </w:p>
+    <w:p>
+      <w:pPr>
+        <w:spacing w:after="100" w:afterAutospacing="1" w:line="360" w:lineRule="auto"/>
+        <w:rPr>
+          <w:sz w:val="28"/>
+          <w:szCs w:val="28"/>
+          <w:lang w:eastAsia="en-IN" w:bidi="mr-IN"/>
+        </w:rPr>
+      </w:pPr>
+      <w:r>
+        <w:rPr>
+          <w:rStyle w:val="Hyperlink"/>
+          <w:rFonts w:eastAsiaTheme="minorEastAsia"/>
+          <w:color w:val="000000" w:themeColor="text1"/>
+          <w:sz w:val="30"/>
+          <w:szCs w:val="36"/>
+          <w:u w:val="none"/>
+          <w:shd w:val="clear" w:color="auto" w:fill="FFFFFF"/>
+        </w:rPr>
+        <w:t>We wish them success in their future.</w:t>
+      </w:r>
+    </w:p>
+    <w:p>
+      <w:pPr>
+        <w:pStyle w:val="NoSpacing"/>
+        <w:spacing w:line="360" w:lineRule="auto"/>
+        <w:rPr>
+          <w:rStyle w:val="Hyperlink"/>
+          <w:rFonts w:ascii="Times New Roman" w:hAnsi="Times New Roman" w:cs="Times New Roman"/>
+          <w:color w:val="000000" w:themeColor="text1"/>
+          <w:sz w:val="30"/>
+          <w:szCs w:val="36"/>
+          <w:u w:val="none"/>
+          <w:shd w:val="clear" w:color="auto" w:fill="FFFFFF"/>
+        </w:rPr>
+      </w:pPr>
+      <w:r>
+        <w:rPr>
+          <w:rStyle w:val="Hyperlink"/>
+          <w:rFonts w:ascii="Times New Roman" w:hAnsi="Times New Roman" w:cs="Times New Roman"/>
+          <w:color w:val="000000" w:themeColor="text1"/>
+          <w:sz w:val="30"/>
+          <w:szCs w:val="36"/>
+          <w:u w:val="none"/>
+          <w:shd w:val="clear" w:color="auto" w:fill="FFFFFF"/>
+        </w:rPr>
+        <w:t xml:space="preserve">Date: </w:t>
+      </w:r>
+    </w:p>
+    <w:p>
+      <w:pPr>
+        <w:pStyle w:val="NoSpacing"/>
+        <w:spacing w:line="360" w:lineRule="auto"/>
+        <w:rPr>
+          <w:rStyle w:val="Hyperlink"/>
+          <w:rFonts w:ascii="Times New Roman" w:hAnsi="Times New Roman" w:cs="Times New Roman"/>
+          <w:color w:val="000000" w:themeColor="text1"/>
+          <w:sz w:val="30"/>
+          <w:szCs w:val="36"/>
+          <w:u w:val="none"/>
+          <w:shd w:val="clear" w:color="auto" w:fill="FFFFFF"/>
+        </w:rPr>
+      </w:pPr>
+      <w:r>
+        <w:rPr>
+          <w:rStyle w:val="Hyperlink"/>
+          <w:rFonts w:ascii="Times New Roman" w:hAnsi="Times New Roman" w:cs="Times New Roman"/>
+          <w:color w:val="000000" w:themeColor="text1"/>
+          <w:sz w:val="30"/>
+          <w:szCs w:val="36"/>
+          <w:u w:val="none"/>
+          <w:shd w:val="clear" w:color="auto" w:fill="FFFFFF"/>
+        </w:rPr>
+        <w:t xml:space="preserve">Place: </w:t>
+      </w:r>
+    </w:p>
+    <w:p>
+      <w:pPr>
+        <w:spacing w:before="100" w:beforeAutospacing="1" w:after="100" w:afterAutospacing="1" w:line="360" w:lineRule="auto"/>
+        <w:ind w:left="3600"/>
+        <w:jc w:val="right"/>
+        <w:rPr>
+          <w:vanish/>
+          <w:sz w:val="16"/>
+          <w:szCs w:val="14"/>
+          <w:lang w:eastAsia="en-IN" w:bidi="mr-IN"/>
+        </w:rPr>
+      </w:pPr>
+      <w:r>
+        <w:rPr>
+          <w:b/>
+          <w:bCs/>
+          <w:sz w:val="28"/>
+          <w:szCs w:val="28"/>
+          <w:lang w:eastAsia="en-IN" w:bidi="mr-IN"/>
+        </w:rPr>
+        <w:t xml:space="preserve">Dr. Bhushan </w:t>
+      </w:r>
+      <w:proofErr w:type="spellStart"/>
+      <w:r>
+        <w:rPr>
+          <w:b/>
+          <w:bCs/>
+          <w:sz w:val="28"/>
+          <w:szCs w:val="28"/>
+          <w:lang w:eastAsia="en-IN" w:bidi="mr-IN"/>
+        </w:rPr>
+        <w:t>Talle</w:t>
+      </w:r>
+      <w:proofErr w:type="spellEnd"/>
+      <w:r>
+        <w:rPr>
+          <w:sz w:val="28"/>
+          <w:szCs w:val="28"/>
+          <w:lang w:eastAsia="en-IN" w:bidi="mr-IN"/>
+        </w:rPr>
+        <w:br/>
+      </w:r>
+      <w:proofErr w:type="spellStart"/>
+      <w:r>
+        <w:rPr>
+          <w:sz w:val="28"/>
+          <w:szCs w:val="28"/>
+          <w:lang w:eastAsia="en-IN" w:bidi="mr-IN"/>
+        </w:rPr>
+        <w:t>Aabha</w:t>
+      </w:r>
+      <w:proofErr w:type="spellEnd"/>
+      <w:r>
+        <w:rPr>
+          <w:sz w:val="28"/>
+          <w:szCs w:val="28"/>
+          <w:lang w:eastAsia="en-IN" w:bidi="mr-IN"/>
+        </w:rPr>
+        <w:t xml:space="preserve"> Dental Clinic</w:t>
+      </w:r>
+      <w:r>
+        <w:rPr>
+          <w:sz w:val="28"/>
+          <w:szCs w:val="28"/>
+          <w:lang w:eastAsia="en-IN" w:bidi="mr-IN"/>
+        </w:rPr>
+        <w:br/>
+        <w:t>(Authorized Signatory)</w:t>
+      </w:r>
+      <w:r>
+        <w:rPr>
+          <w:lang w:eastAsia="en-IN" w:bidi="mr-IN"/>
+        </w:rPr>
+        <w:t xml:space="preserve"> </w:t>
+      </w:r>
+      <w:r>
+        <w:rPr>
+          <w:vanish/>
+          <w:sz w:val="16"/>
+          <w:szCs w:val="14"/>
+          <w:lang w:eastAsia="en-IN" w:bidi="mr-IN"/>
+        </w:rPr>
+        <w:t>Bottom of Form</w:t>
+      </w:r>
+    </w:p>
+    <w:p/>
+    <w:p>
+      <w:pPr>
+        <w:rPr>
+          <w:rFonts w:ascii="Palatino Linotype" w:hAnsi="Palatino Linotype"/>
+          <w:sz w:val="28"/>
+          <w:szCs w:val="28"/>
+        </w:rPr>
+      </w:pPr>
+    </w:p>
+    <w:p>
+      <w:pPr>
+        <w:spacing w:line="360" w:lineRule="auto"/>
+        <w:ind w:left="720" w:hanging="11"/>
+        <w:jc w:val="center"/>
+        <w:rPr>
+          <w:b/>
+          <w:color w:val="333399"/>
+          <w:sz w:val="32"/>
+          <w:szCs w:val="32"/>
+        </w:rPr>
+      </w:pPr>
+      <w:r>
+        <w:rPr>
+          <w:b/>
+          <w:color w:val="333399"/>
+          <w:sz w:val="32"/>
+          <w:szCs w:val="32"/>
+        </w:rPr>
+        <w:lastRenderedPageBreak/>
+        <w:t>ACKNOWLEDGEMENT</w:t>
+      </w:r>
+    </w:p>
+    <w:p>
+      <w:pPr>
+        <w:spacing w:line="360" w:lineRule="auto"/>
+        <w:jc w:val="center"/>
+        <w:rPr>
+          <w:sz w:val="30"/>
+          <w:szCs w:val="28"/>
+        </w:rPr>
+      </w:pPr>
+      <w:r>
+        <w:rPr>
+          <w:sz w:val="30"/>
+          <w:szCs w:val="28"/>
+        </w:rPr>
+        <w:t xml:space="preserve"> </w:t>
+      </w:r>
+    </w:p>
+    <w:p>
+      <w:pPr>
+        <w:pStyle w:val="NormalWeb"/>
+        <w:spacing w:line="360" w:lineRule="auto"/>
+        <w:jc w:val="both"/>
+        <w:rPr>
+          <w:sz w:val="28"/>
+          <w:szCs w:val="28"/>
+          <w:lang w:val="en-US" w:eastAsia="en-US" w:bidi="ar-SA"/>
+        </w:rPr>
+      </w:pPr>
+      <w:r>
+        <w:rPr>
+          <w:sz w:val="28"/>
+          <w:szCs w:val="28"/>
+          <w:lang w:val="en-US" w:eastAsia="en-US" w:bidi="ar-SA"/>
+        </w:rPr>
+        <w:t xml:space="preserve">We would like to express our sincere gratitude to everyone who supported us in successfully completing this college </w:t>
+      </w:r>
+      <w:r>
+        <w:rPr>
+          <w:sz w:val="28"/>
+          <w:szCs w:val="28"/>
+          <w:lang w:val="en-US" w:eastAsia="en-US" w:bidi="ar-SA"/>
+        </w:rPr>
+        <w:t>project. First</w:t>
+      </w:r>
+      <w:r>
+        <w:rPr>
+          <w:sz w:val="28"/>
+          <w:szCs w:val="28"/>
+          <w:lang w:val="en-US" w:eastAsia="en-US" w:bidi="ar-SA"/>
+        </w:rPr>
+        <w:t xml:space="preserve"> of all, we would like to thank our college and our respected teachers for giving us this opportunity and for their continuous guidance, encouragement, and valuable suggestions throughout the project. Their support helped us to understand the concepts clearly and improve our technical skills.</w:t>
+      </w:r>
+    </w:p>
+    <w:p>
+      <w:pPr>
+        <w:pStyle w:val="NormalWeb"/>
+        <w:spacing w:line="360" w:lineRule="auto"/>
+        <w:jc w:val="both"/>
+        <w:rPr>
+          <w:sz w:val="28"/>
+          <w:szCs w:val="28"/>
+          <w:lang w:val="en-US" w:eastAsia="en-US" w:bidi="ar-SA"/>
+        </w:rPr>
+      </w:pPr>
+      <w:r>
+        <w:rPr>
+          <w:sz w:val="28"/>
+          <w:szCs w:val="28"/>
+          <w:lang w:val="en-US" w:eastAsia="en-US" w:bidi="ar-SA"/>
+        </w:rPr>
+        <w:t>We are also very thankful to the doctor and staff of the dental clinic for their cooperation and for providing the necessary information and requirements for this project. Their real-world guidance helped us make this project more practical and meaningful.</w:t>
+      </w:r>
+    </w:p>
+    <w:p>
+      <w:pPr>
+        <w:pStyle w:val="NormalWeb"/>
+        <w:spacing w:line="360" w:lineRule="auto"/>
+        <w:jc w:val="both"/>
+        <w:rPr>
+          <w:sz w:val="28"/>
+          <w:szCs w:val="28"/>
+          <w:lang w:val="en-US" w:eastAsia="en-US" w:bidi="ar-SA"/>
+        </w:rPr>
+      </w:pPr>
+      <w:r>
+        <w:rPr>
+          <w:sz w:val="28"/>
+          <w:szCs w:val="28"/>
+          <w:lang w:val="en-US" w:eastAsia="en-US" w:bidi="ar-SA"/>
+        </w:rPr>
+        <w:t>Finally, we are grateful to our families for their constant support, patience, and encouragement, which motivated us to complete this project successfully.</w:t>
+      </w:r>
+    </w:p>
+    <w:p>
+      <w:pPr>
+        <w:spacing w:line="360" w:lineRule="auto"/>
+        <w:rPr>
+          <w:sz w:val="30"/>
+          <w:szCs w:val="28"/>
+        </w:rPr>
+      </w:pPr>
+    </w:p>
+    <w:p>
+      <w:pPr>
+        <w:spacing w:line="360" w:lineRule="auto"/>
+        <w:rPr>
+          <w:sz w:val="32"/>
+          <w:szCs w:val="32"/>
+        </w:rPr>
+      </w:pPr>
+      <w:r>
+        <w:rPr>
+          <w:sz w:val="32"/>
+          <w:szCs w:val="32"/>
+        </w:rPr>
+        <w:t>Place: Sangli.</w:t>
+      </w:r>
+    </w:p>
+    <w:p>
+      <w:pPr>
+        <w:spacing w:line="360" w:lineRule="auto"/>
+        <w:rPr>
+          <w:sz w:val="32"/>
+          <w:szCs w:val="32"/>
+        </w:rPr>
+      </w:pPr>
+      <w:r>
+        <w:rPr>
+          <w:sz w:val="32"/>
+          <w:szCs w:val="32"/>
+        </w:rPr>
+        <w:t xml:space="preserve">Date: </w:t>
+      </w:r>
+      <w:r>
+        <w:rPr>
+          <w:sz w:val="32"/>
+          <w:szCs w:val="32"/>
+        </w:rPr>
+        <w:t>23</w:t>
+      </w:r>
+      <w:r>
+        <w:rPr>
+          <w:sz w:val="32"/>
+          <w:szCs w:val="32"/>
+        </w:rPr>
+        <w:t xml:space="preserve"> </w:t>
+      </w:r>
+      <w:r>
+        <w:rPr>
+          <w:sz w:val="32"/>
+          <w:szCs w:val="32"/>
+        </w:rPr>
+        <w:t>/</w:t>
+      </w:r>
+      <w:r>
+        <w:rPr>
+          <w:sz w:val="32"/>
+          <w:szCs w:val="32"/>
+        </w:rPr>
+        <w:t>03</w:t>
+      </w:r>
+      <w:r>
+        <w:rPr>
+          <w:sz w:val="32"/>
+          <w:szCs w:val="32"/>
+        </w:rPr>
+        <w:t>/</w:t>
+      </w:r>
+      <w:r>
+        <w:rPr>
+          <w:sz w:val="32"/>
+          <w:szCs w:val="32"/>
+        </w:rPr>
+        <w:t xml:space="preserve"> </w:t>
+      </w:r>
+      <w:r>
+        <w:rPr>
+          <w:sz w:val="32"/>
+          <w:szCs w:val="32"/>
+        </w:rPr>
+        <w:t>2026</w:t>
+      </w:r>
+    </w:p>
+    <w:p>
+      <w:pPr>
+        <w:spacing w:line="360" w:lineRule="auto"/>
+        <w:rPr>
+          <w:sz w:val="32"/>
+          <w:szCs w:val="32"/>
+        </w:rPr>
+      </w:pPr>
+    </w:p>
+    <w:tbl>
+      <w:tblPr>
+        <w:tblStyle w:val="TableGrid"/>
+        <w:tblW w:w="0" w:type="auto"/>
+        <w:tblLook w:val="04A0" w:firstRow="1" w:lastRow="0" w:firstColumn="1" w:lastColumn="0" w:noHBand="0" w:noVBand="1"/>
+      </w:tblPr>
+      <w:tblGrid>
+        <w:gridCol w:w="2065"/>
+        <w:gridCol w:w="4410"/>
+        <w:gridCol w:w="2542"/>
+      </w:tblGrid>
+      <w:tr>
+        <w:tc>
+          <w:tcPr>
+            <w:tcW w:w="2065" w:type="dxa"/>
+          </w:tcPr>
+          <w:p>
+            <w:pPr>
+              <w:spacing w:line="360" w:lineRule="auto"/>
               <w:jc w:val="center"/>
               <w:rPr>
                 <w:sz w:val="30"/>
@@ -2539,7 +3109,29 @@
                 <w:sz w:val="30"/>
                 <w:szCs w:val="28"/>
               </w:rPr>
-              <w:t>Somnath Pandurang Jadhav</w:t>
+              <w:t>Exam Seat No.</w:t>
+            </w:r>
+          </w:p>
+        </w:tc>
+        <w:tc>
+          <w:tcPr>
+            <w:tcW w:w="4410" w:type="dxa"/>
+          </w:tcPr>
+          <w:p>
+            <w:pPr>
+              <w:spacing w:line="360" w:lineRule="auto"/>
+              <w:jc w:val="center"/>
+              <w:rPr>
+                <w:sz w:val="30"/>
+                <w:szCs w:val="28"/>
+              </w:rPr>
+            </w:pPr>
+            <w:r>
+              <w:rPr>
+                <w:sz w:val="30"/>
+                <w:szCs w:val="28"/>
+              </w:rPr>
+              <w:t>Name of Members</w:t>
             </w:r>
           </w:p>
         </w:tc>
@@ -2556,10 +3148,20 @@
                 <w:szCs w:val="28"/>
               </w:rPr>
             </w:pPr>
+            <w:r>
+              <w:rPr>
+                <w:sz w:val="30"/>
+                <w:szCs w:val="28"/>
+              </w:rPr>
+              <w:t>Signature</w:t>
+            </w:r>
           </w:p>
         </w:tc>
       </w:tr>
       <w:tr>
+        <w:trPr>
+          <w:trHeight w:val="620"/>
+        </w:trPr>
         <w:tc>
           <w:tcPr>
             <w:tcW w:w="2065" w:type="dxa"/>
@@ -2567,7 +3169,6 @@
           <w:p>
             <w:pPr>
               <w:spacing w:line="360" w:lineRule="auto"/>
-              <w:jc w:val="center"/>
               <w:rPr>
                 <w:sz w:val="30"/>
                 <w:szCs w:val="28"/>
@@ -2582,18 +3183,35 @@
           <w:p>
             <w:pPr>
               <w:spacing w:line="360" w:lineRule="auto"/>
-              <w:jc w:val="center"/>
               <w:rPr>
                 <w:sz w:val="30"/>
                 <w:szCs w:val="28"/>
               </w:rPr>
             </w:pPr>
+            <w:proofErr w:type="spellStart"/>
+            <w:proofErr w:type="gramStart"/>
             <w:r>
               <w:rPr>
                 <w:sz w:val="30"/>
                 <w:szCs w:val="28"/>
               </w:rPr>
-              <w:t>Rohan Ramesh Chavan</w:t>
+              <w:t>Mr.</w:t>
+            </w:r>
+            <w:r>
+              <w:rPr>
+                <w:sz w:val="30"/>
+                <w:szCs w:val="28"/>
+              </w:rPr>
+              <w:t>Somnath</w:t>
+            </w:r>
+            <w:proofErr w:type="spellEnd"/>
+            <w:proofErr w:type="gramEnd"/>
+            <w:r>
+              <w:rPr>
+                <w:sz w:val="30"/>
+                <w:szCs w:val="28"/>
+              </w:rPr>
+              <w:t xml:space="preserve"> Pandurang Jadhav</w:t>
             </w:r>
           </w:p>
         </w:tc>
@@ -2604,7 +3222,78 @@
           <w:p>
             <w:pPr>
               <w:spacing w:line="360" w:lineRule="auto"/>
-              <w:jc w:val="center"/>
+              <w:rPr>
+                <w:sz w:val="30"/>
+                <w:szCs w:val="28"/>
+              </w:rPr>
+            </w:pPr>
+          </w:p>
+        </w:tc>
+      </w:tr>
+      <w:tr>
+        <w:trPr>
+          <w:trHeight w:val="620"/>
+        </w:trPr>
+        <w:tc>
+          <w:tcPr>
+            <w:tcW w:w="2065" w:type="dxa"/>
+          </w:tcPr>
+          <w:p>
+            <w:pPr>
+              <w:spacing w:line="360" w:lineRule="auto"/>
+              <w:rPr>
+                <w:sz w:val="30"/>
+                <w:szCs w:val="28"/>
+              </w:rPr>
+            </w:pPr>
+          </w:p>
+        </w:tc>
+        <w:tc>
+          <w:tcPr>
+            <w:tcW w:w="4410" w:type="dxa"/>
+          </w:tcPr>
+          <w:p>
+            <w:pPr>
+              <w:spacing w:line="360" w:lineRule="auto"/>
+              <w:rPr>
+                <w:sz w:val="30"/>
+                <w:szCs w:val="28"/>
+              </w:rPr>
+            </w:pPr>
+            <w:proofErr w:type="spellStart"/>
+            <w:proofErr w:type="gramStart"/>
+            <w:r>
+              <w:rPr>
+                <w:sz w:val="30"/>
+                <w:szCs w:val="28"/>
+              </w:rPr>
+              <w:t>Mr.</w:t>
+            </w:r>
+            <w:r>
+              <w:rPr>
+                <w:sz w:val="30"/>
+                <w:szCs w:val="28"/>
+              </w:rPr>
+              <w:t>Rohan</w:t>
+            </w:r>
+            <w:proofErr w:type="spellEnd"/>
+            <w:proofErr w:type="gramEnd"/>
+            <w:r>
+              <w:rPr>
+                <w:sz w:val="30"/>
+                <w:szCs w:val="28"/>
+              </w:rPr>
+              <w:t xml:space="preserve"> Ramesh Chavan</w:t>
+            </w:r>
+          </w:p>
+        </w:tc>
+        <w:tc>
+          <w:tcPr>
+            <w:tcW w:w="2542" w:type="dxa"/>
+          </w:tcPr>
+          <w:p>
+            <w:pPr>
+              <w:spacing w:line="360" w:lineRule="auto"/>
               <w:rPr>
                 <w:sz w:val="30"/>
                 <w:szCs w:val="28"/>
@@ -2656,29 +3345,40 @@
         <w:rPr>
           <w:b/>
           <w:bCs/>
-          <w:sz w:val="28"/>
-          <w:szCs w:val="28"/>
-        </w:rPr>
-      </w:pPr>
-      <w:r>
+          <w:sz w:val="32"/>
+          <w:szCs w:val="32"/>
+        </w:rPr>
+      </w:pPr>
+      <w:r>
+        <w:rPr>
+          <w:b/>
+          <w:bCs/>
+          <w:sz w:val="32"/>
+          <w:szCs w:val="32"/>
+        </w:rPr>
+        <w:lastRenderedPageBreak/>
+        <w:t>INDEX</w:t>
+      </w:r>
+      <w:r>
+        <w:rPr>
+          <w:b/>
+          <w:bCs/>
+          <w:sz w:val="32"/>
+          <w:szCs w:val="32"/>
+        </w:rPr>
+        <w:t xml:space="preserve"> </w:t>
+      </w:r>
+    </w:p>
+    <w:p>
+      <w:pPr>
+        <w:jc w:val="center"/>
         <w:rPr>
           <w:b/>
           <w:bCs/>
           <w:sz w:val="28"/>
           <w:szCs w:val="28"/>
         </w:rPr>
-        <w:lastRenderedPageBreak/>
-        <w:t>INDEX</w:t>
-      </w:r>
-      <w:r>
-        <w:rPr>
-          <w:b/>
-          <w:bCs/>
-          <w:sz w:val="28"/>
-          <w:szCs w:val="28"/>
-        </w:rPr>
-        <w:t xml:space="preserve"> </w:t>
-      </w:r>
+      </w:pPr>
     </w:p>
     <w:p>
       <w:pPr>
@@ -2952,6 +3652,86 @@
               </w:rPr>
             </w:pPr>
           </w:p>
+          <w:p>
+            <w:pPr>
+              <w:jc w:val="center"/>
+              <w:rPr>
+                <w:b/>
+                <w:bCs/>
+                <w:sz w:val="28"/>
+                <w:szCs w:val="28"/>
+              </w:rPr>
+            </w:pPr>
+            <w:r>
+              <w:rPr>
+                <w:b/>
+                <w:bCs/>
+                <w:sz w:val="28"/>
+                <w:szCs w:val="28"/>
+              </w:rPr>
+              <w:t>1</w:t>
+            </w:r>
+          </w:p>
+          <w:p>
+            <w:pPr>
+              <w:jc w:val="center"/>
+              <w:rPr>
+                <w:b/>
+                <w:bCs/>
+                <w:sz w:val="28"/>
+                <w:szCs w:val="28"/>
+              </w:rPr>
+            </w:pPr>
+            <w:r>
+              <w:rPr>
+                <w:b/>
+                <w:bCs/>
+                <w:sz w:val="28"/>
+                <w:szCs w:val="28"/>
+              </w:rPr>
+              <w:t>2</w:t>
+            </w:r>
+          </w:p>
+          <w:p>
+            <w:pPr>
+              <w:jc w:val="center"/>
+              <w:rPr>
+                <w:b/>
+                <w:bCs/>
+                <w:sz w:val="28"/>
+                <w:szCs w:val="28"/>
+              </w:rPr>
+            </w:pPr>
+            <w:r>
+              <w:rPr>
+                <w:b/>
+                <w:bCs/>
+                <w:sz w:val="28"/>
+                <w:szCs w:val="28"/>
+              </w:rPr>
+              <w:t>3</w:t>
+            </w:r>
+          </w:p>
+          <w:p>
+            <w:pPr>
+              <w:jc w:val="center"/>
+              <w:rPr>
+                <w:b/>
+                <w:bCs/>
+                <w:sz w:val="28"/>
+                <w:szCs w:val="28"/>
+              </w:rPr>
+            </w:pPr>
+            <w:r>
+              <w:rPr>
+                <w:b/>
+                <w:bCs/>
+                <w:sz w:val="28"/>
+                <w:szCs w:val="28"/>
+              </w:rPr>
+              <w:t>5</w:t>
+            </w:r>
+          </w:p>
         </w:tc>
       </w:tr>
       <w:tr>
@@ -3086,6 +3866,46 @@
                 <w:szCs w:val="28"/>
               </w:rPr>
             </w:pPr>
+          </w:p>
+          <w:p>
+            <w:pPr>
+              <w:jc w:val="center"/>
+              <w:rPr>
+                <w:b/>
+                <w:bCs/>
+                <w:sz w:val="28"/>
+                <w:szCs w:val="28"/>
+              </w:rPr>
+            </w:pPr>
+            <w:r>
+              <w:rPr>
+                <w:b/>
+                <w:bCs/>
+                <w:sz w:val="28"/>
+                <w:szCs w:val="28"/>
+              </w:rPr>
+              <w:t>6</w:t>
+            </w:r>
+          </w:p>
+          <w:p>
+            <w:pPr>
+              <w:jc w:val="center"/>
+              <w:rPr>
+                <w:b/>
+                <w:bCs/>
+                <w:sz w:val="28"/>
+                <w:szCs w:val="28"/>
+              </w:rPr>
+            </w:pPr>
+            <w:r>
+              <w:rPr>
+                <w:b/>
+                <w:bCs/>
+                <w:sz w:val="28"/>
+                <w:szCs w:val="28"/>
+              </w:rPr>
+              <w:t>7</w:t>
+            </w:r>
           </w:p>
         </w:tc>
       </w:tr>
@@ -3313,6 +4133,86 @@
               </w:rPr>
             </w:pPr>
           </w:p>
+          <w:p>
+            <w:pPr>
+              <w:jc w:val="center"/>
+              <w:rPr>
+                <w:b/>
+                <w:bCs/>
+                <w:sz w:val="28"/>
+                <w:szCs w:val="28"/>
+              </w:rPr>
+            </w:pPr>
+            <w:r>
+              <w:rPr>
+                <w:b/>
+                <w:bCs/>
+                <w:sz w:val="28"/>
+                <w:szCs w:val="28"/>
+              </w:rPr>
+              <w:t>9</w:t>
+            </w:r>
+          </w:p>
+          <w:p>
+            <w:pPr>
+              <w:jc w:val="center"/>
+              <w:rPr>
+                <w:b/>
+                <w:bCs/>
+                <w:sz w:val="28"/>
+                <w:szCs w:val="28"/>
+              </w:rPr>
+            </w:pPr>
+            <w:r>
+              <w:rPr>
+                <w:b/>
+                <w:bCs/>
+                <w:sz w:val="28"/>
+                <w:szCs w:val="28"/>
+              </w:rPr>
+              <w:t>10</w:t>
+            </w:r>
+          </w:p>
+          <w:p>
+            <w:pPr>
+              <w:jc w:val="center"/>
+              <w:rPr>
+                <w:b/>
+                <w:bCs/>
+                <w:sz w:val="28"/>
+                <w:szCs w:val="28"/>
+              </w:rPr>
+            </w:pPr>
+            <w:r>
+              <w:rPr>
+                <w:b/>
+                <w:bCs/>
+                <w:sz w:val="28"/>
+                <w:szCs w:val="28"/>
+              </w:rPr>
+              <w:t>11</w:t>
+            </w:r>
+          </w:p>
+          <w:p>
+            <w:pPr>
+              <w:jc w:val="center"/>
+              <w:rPr>
+                <w:b/>
+                <w:bCs/>
+                <w:sz w:val="28"/>
+                <w:szCs w:val="28"/>
+              </w:rPr>
+            </w:pPr>
+            <w:r>
+              <w:rPr>
+                <w:b/>
+                <w:bCs/>
+                <w:sz w:val="28"/>
+                <w:szCs w:val="28"/>
+              </w:rPr>
+              <w:t>12</w:t>
+            </w:r>
+          </w:p>
         </w:tc>
       </w:tr>
       <w:tr>
@@ -3464,6 +4364,66 @@
                 <w:szCs w:val="28"/>
               </w:rPr>
             </w:pPr>
+          </w:p>
+          <w:p>
+            <w:pPr>
+              <w:jc w:val="center"/>
+              <w:rPr>
+                <w:b/>
+                <w:bCs/>
+                <w:sz w:val="28"/>
+                <w:szCs w:val="28"/>
+              </w:rPr>
+            </w:pPr>
+            <w:r>
+              <w:rPr>
+                <w:b/>
+                <w:bCs/>
+                <w:sz w:val="28"/>
+                <w:szCs w:val="28"/>
+              </w:rPr>
+              <w:t>14</w:t>
+            </w:r>
+          </w:p>
+          <w:p>
+            <w:pPr>
+              <w:jc w:val="center"/>
+              <w:rPr>
+                <w:b/>
+                <w:bCs/>
+                <w:sz w:val="28"/>
+                <w:szCs w:val="28"/>
+              </w:rPr>
+            </w:pPr>
+            <w:r>
+              <w:rPr>
+                <w:b/>
+                <w:bCs/>
+                <w:sz w:val="28"/>
+                <w:szCs w:val="28"/>
+              </w:rPr>
+              <w:t>18</w:t>
+            </w:r>
+          </w:p>
+          <w:p>
+            <w:pPr>
+              <w:jc w:val="center"/>
+              <w:rPr>
+                <w:b/>
+                <w:bCs/>
+                <w:sz w:val="28"/>
+                <w:szCs w:val="28"/>
+              </w:rPr>
+            </w:pPr>
+            <w:r>
+              <w:rPr>
+                <w:b/>
+                <w:bCs/>
+                <w:sz w:val="28"/>
+                <w:szCs w:val="28"/>
+              </w:rPr>
+              <w:t>39</w:t>
+            </w:r>
           </w:p>
         </w:tc>
       </w:tr>
@@ -3561,6 +4521,26 @@
               </w:rPr>
             </w:pPr>
           </w:p>
+          <w:p>
+            <w:pPr>
+              <w:jc w:val="center"/>
+              <w:rPr>
+                <w:b/>
+                <w:bCs/>
+                <w:sz w:val="28"/>
+                <w:szCs w:val="28"/>
+              </w:rPr>
+            </w:pPr>
+            <w:r>
+              <w:rPr>
+                <w:b/>
+                <w:bCs/>
+                <w:sz w:val="28"/>
+                <w:szCs w:val="28"/>
+              </w:rPr>
+              <w:t>45</w:t>
+            </w:r>
+          </w:p>
         </w:tc>
       </w:tr>
       <w:tr>
@@ -3687,6 +4667,46 @@
               </w:rPr>
             </w:pPr>
           </w:p>
+          <w:p>
+            <w:pPr>
+              <w:jc w:val="center"/>
+              <w:rPr>
+                <w:b/>
+                <w:bCs/>
+                <w:sz w:val="28"/>
+                <w:szCs w:val="28"/>
+              </w:rPr>
+            </w:pPr>
+            <w:r>
+              <w:rPr>
+                <w:b/>
+                <w:bCs/>
+                <w:sz w:val="28"/>
+                <w:szCs w:val="28"/>
+              </w:rPr>
+              <w:t>48</w:t>
+            </w:r>
+          </w:p>
+          <w:p>
+            <w:pPr>
+              <w:jc w:val="center"/>
+              <w:rPr>
+                <w:b/>
+                <w:bCs/>
+                <w:sz w:val="28"/>
+                <w:szCs w:val="28"/>
+              </w:rPr>
+            </w:pPr>
+            <w:r>
+              <w:rPr>
+                <w:b/>
+                <w:bCs/>
+                <w:sz w:val="28"/>
+                <w:szCs w:val="28"/>
+              </w:rPr>
+              <w:t>49</w:t>
+            </w:r>
+          </w:p>
         </w:tc>
       </w:tr>
       <w:tr>
@@ -3763,1339 +4783,652 @@
                 <w:szCs w:val="28"/>
               </w:rPr>
             </w:pPr>
-          </w:p>
-        </w:tc>
-      </w:tr>
-    </w:tbl>
-    <w:p>
-      <w:pPr>
-        <w:spacing w:line="360" w:lineRule="auto"/>
-        <w:rPr>
-          <w:b/>
-          <w:bCs/>
-          <w:sz w:val="28"/>
-          <w:szCs w:val="28"/>
-        </w:rPr>
-      </w:pPr>
-    </w:p>
-    <w:p>
-      <w:pPr>
-        <w:spacing w:line="360" w:lineRule="auto"/>
-        <w:rPr>
-          <w:b/>
-          <w:bCs/>
-          <w:sz w:val="28"/>
-          <w:szCs w:val="28"/>
-        </w:rPr>
-      </w:pPr>
-    </w:p>
-    <w:p>
-      <w:pPr>
-        <w:spacing w:line="360" w:lineRule="auto"/>
-        <w:rPr>
-          <w:b/>
-          <w:bCs/>
-          <w:sz w:val="28"/>
-          <w:szCs w:val="28"/>
-        </w:rPr>
-      </w:pPr>
-    </w:p>
-    <w:p>
-      <w:pPr>
-        <w:jc w:val="center"/>
-        <w:rPr>
-          <w:b/>
-          <w:sz w:val="28"/>
-        </w:rPr>
-      </w:pPr>
-    </w:p>
-    <w:p>
-      <w:pPr>
-        <w:jc w:val="center"/>
-        <w:rPr>
-          <w:b/>
-          <w:sz w:val="28"/>
-        </w:rPr>
-      </w:pPr>
-    </w:p>
-    <w:p>
-      <w:pPr>
-        <w:jc w:val="center"/>
-        <w:rPr>
-          <w:b/>
-          <w:sz w:val="28"/>
-        </w:rPr>
-      </w:pPr>
-      <w:r>
-        <w:rPr>
-          <w:b/>
-          <w:sz w:val="28"/>
-        </w:rPr>
-        <w:lastRenderedPageBreak/>
-        <w:t>S</w:t>
-      </w:r>
-      <w:r>
-        <w:rPr>
-          <w:b/>
-          <w:sz w:val="28"/>
-        </w:rPr>
-        <w:t>tandard</w:t>
-      </w:r>
-      <w:bookmarkStart w:id="0" w:name="_GoBack"/>
-      <w:bookmarkEnd w:id="0"/>
-      <w:r>
-        <w:rPr>
-          <w:b/>
-          <w:sz w:val="28"/>
-        </w:rPr>
-        <w:t>s</w:t>
-      </w:r>
-      <w:r>
-        <w:rPr>
-          <w:b/>
-          <w:sz w:val="28"/>
-        </w:rPr>
-        <w:t xml:space="preserve"> of Project D</w:t>
-      </w:r>
-      <w:r>
-        <w:rPr>
-          <w:b/>
-          <w:sz w:val="28"/>
-        </w:rPr>
-        <w:t xml:space="preserve">ocumentation </w:t>
-      </w:r>
-    </w:p>
-    <w:p/>
-    <w:tbl>
-      <w:tblPr>
-        <w:tblStyle w:val="TableGrid"/>
-        <w:tblW w:w="9632" w:type="dxa"/>
-        <w:tblLook w:val="04A0" w:firstRow="1" w:lastRow="0" w:firstColumn="1" w:lastColumn="0" w:noHBand="0" w:noVBand="1"/>
-      </w:tblPr>
-      <w:tblGrid>
-        <w:gridCol w:w="4815"/>
-        <w:gridCol w:w="4817"/>
-      </w:tblGrid>
-      <w:tr>
-        <w:trPr>
-          <w:trHeight w:val="322"/>
-        </w:trPr>
-        <w:tc>
-          <w:tcPr>
-            <w:tcW w:w="4815" w:type="dxa"/>
-          </w:tcPr>
-          <w:p>
-            <w:pPr>
-              <w:ind w:left="-546"/>
-              <w:jc w:val="center"/>
+            <w:r>
               <w:rPr>
                 <w:b/>
-                <w:sz w:val="28"/>
-                <w:szCs w:val="28"/>
-              </w:rPr>
-            </w:pPr>
-            <w:r>
-              <w:rPr>
-                <w:b/>
-                <w:sz w:val="28"/>
-                <w:szCs w:val="28"/>
-              </w:rPr>
-              <w:t>Mini Project</w:t>
-            </w:r>
-          </w:p>
-        </w:tc>
-        <w:tc>
-          <w:tcPr>
-            <w:tcW w:w="4817" w:type="dxa"/>
-          </w:tcPr>
-          <w:p>
-            <w:pPr>
-              <w:jc w:val="center"/>
-              <w:rPr>
-                <w:b/>
-                <w:sz w:val="28"/>
-                <w:szCs w:val="28"/>
-              </w:rPr>
-            </w:pPr>
-            <w:r>
-              <w:rPr>
-                <w:b/>
-                <w:sz w:val="28"/>
-                <w:szCs w:val="28"/>
-              </w:rPr>
-              <w:t>Major Project</w:t>
-            </w:r>
-          </w:p>
-        </w:tc>
-      </w:tr>
-      <w:tr>
-        <w:trPr>
-          <w:trHeight w:val="322"/>
-        </w:trPr>
-        <w:tc>
-          <w:tcPr>
-            <w:tcW w:w="9632" w:type="dxa"/>
-            <w:gridSpan w:val="2"/>
-          </w:tcPr>
-          <w:p>
-            <w:pPr>
-              <w:jc w:val="center"/>
-              <w:rPr>
-                <w:b/>
-                <w:sz w:val="28"/>
-                <w:szCs w:val="28"/>
-              </w:rPr>
-            </w:pPr>
-            <w:r>
-              <w:rPr>
-                <w:b/>
-                <w:sz w:val="28"/>
-                <w:szCs w:val="28"/>
-              </w:rPr>
-              <w:t>Page Setting</w:t>
-            </w:r>
-          </w:p>
-        </w:tc>
-      </w:tr>
-      <w:tr>
-        <w:trPr>
-          <w:trHeight w:val="1641"/>
-        </w:trPr>
-        <w:tc>
-          <w:tcPr>
-            <w:tcW w:w="4815" w:type="dxa"/>
-          </w:tcPr>
-          <w:p>
-            <w:pPr>
-              <w:rPr>
-                <w:sz w:val="28"/>
-                <w:szCs w:val="28"/>
-              </w:rPr>
-            </w:pPr>
-            <w:r>
-              <w:rPr>
-                <w:sz w:val="28"/>
-                <w:szCs w:val="28"/>
-              </w:rPr>
-              <w:t>Page size - A4</w:t>
-            </w:r>
-          </w:p>
-          <w:p>
-            <w:pPr>
-              <w:rPr>
-                <w:sz w:val="28"/>
-                <w:szCs w:val="28"/>
-              </w:rPr>
-            </w:pPr>
-            <w:r>
-              <w:rPr>
-                <w:sz w:val="28"/>
-                <w:szCs w:val="28"/>
-              </w:rPr>
-              <w:t>Page layout - portrait</w:t>
-            </w:r>
-          </w:p>
-          <w:p>
-            <w:pPr>
-              <w:rPr>
-                <w:sz w:val="28"/>
-                <w:szCs w:val="28"/>
-              </w:rPr>
-            </w:pPr>
-            <w:r>
-              <w:rPr>
-                <w:sz w:val="28"/>
-                <w:szCs w:val="28"/>
-              </w:rPr>
-              <w:t xml:space="preserve">Page margin </w:t>
-            </w:r>
-            <w:r>
-              <w:rPr>
-                <w:sz w:val="28"/>
-                <w:szCs w:val="28"/>
-              </w:rPr>
-              <w:t>–</w:t>
-            </w:r>
-            <w:r>
-              <w:rPr>
-                <w:sz w:val="28"/>
-                <w:szCs w:val="28"/>
-              </w:rPr>
-              <w:t xml:space="preserve"> norma</w:t>
-            </w:r>
-            <w:r>
-              <w:rPr>
-                <w:sz w:val="28"/>
-                <w:szCs w:val="28"/>
-              </w:rPr>
-              <w:t>l</w:t>
-            </w:r>
-          </w:p>
-          <w:p>
-            <w:pPr>
-              <w:rPr>
-                <w:sz w:val="28"/>
-                <w:szCs w:val="28"/>
-              </w:rPr>
-            </w:pPr>
-            <w:r>
-              <w:rPr>
-                <w:sz w:val="28"/>
-                <w:szCs w:val="28"/>
-              </w:rPr>
-              <w:t>Page Border – Top &amp; Bottom(</w:t>
-            </w:r>
-            <w:r>
-              <w:rPr>
-                <w:sz w:val="28"/>
-                <w:szCs w:val="28"/>
-              </w:rPr>
-              <w:t>only for main documentation)</w:t>
-            </w:r>
-          </w:p>
-        </w:tc>
-        <w:tc>
-          <w:tcPr>
-            <w:tcW w:w="4817" w:type="dxa"/>
-          </w:tcPr>
-          <w:p>
-            <w:pPr>
-              <w:rPr>
-                <w:sz w:val="28"/>
-                <w:szCs w:val="28"/>
-              </w:rPr>
-            </w:pPr>
-            <w:r>
-              <w:rPr>
-                <w:sz w:val="28"/>
-                <w:szCs w:val="28"/>
-              </w:rPr>
-              <w:t>Page size - A4</w:t>
-            </w:r>
-          </w:p>
-          <w:p>
-            <w:pPr>
-              <w:rPr>
-                <w:sz w:val="28"/>
-                <w:szCs w:val="28"/>
-              </w:rPr>
-            </w:pPr>
-            <w:r>
-              <w:rPr>
-                <w:sz w:val="28"/>
-                <w:szCs w:val="28"/>
-              </w:rPr>
-              <w:t>Page layout - portrait</w:t>
-            </w:r>
-          </w:p>
-          <w:p>
-            <w:pPr>
-              <w:rPr>
-                <w:sz w:val="28"/>
-                <w:szCs w:val="28"/>
-              </w:rPr>
-            </w:pPr>
-            <w:r>
-              <w:rPr>
-                <w:sz w:val="28"/>
-                <w:szCs w:val="28"/>
-              </w:rPr>
-              <w:t xml:space="preserve">Page margin </w:t>
-            </w:r>
-            <w:r>
-              <w:rPr>
-                <w:sz w:val="28"/>
-                <w:szCs w:val="28"/>
-              </w:rPr>
-              <w:t>–</w:t>
-            </w:r>
-            <w:r>
-              <w:rPr>
-                <w:sz w:val="28"/>
-                <w:szCs w:val="28"/>
-              </w:rPr>
-              <w:t xml:space="preserve"> norma</w:t>
-            </w:r>
-            <w:r>
-              <w:rPr>
-                <w:sz w:val="28"/>
-                <w:szCs w:val="28"/>
-              </w:rPr>
-              <w:t>l</w:t>
-            </w:r>
-          </w:p>
-          <w:p>
-            <w:pPr>
-              <w:rPr>
-                <w:sz w:val="28"/>
-                <w:szCs w:val="28"/>
-              </w:rPr>
-            </w:pPr>
-            <w:r>
-              <w:rPr>
-                <w:sz w:val="28"/>
-                <w:szCs w:val="28"/>
-              </w:rPr>
-              <w:t>Page Border – Top &amp; Bottom(</w:t>
-            </w:r>
-            <w:r>
-              <w:rPr>
-                <w:sz w:val="28"/>
-                <w:szCs w:val="28"/>
-              </w:rPr>
-              <w:t>only for main documentation)</w:t>
-            </w:r>
-          </w:p>
-        </w:tc>
-      </w:tr>
-      <w:tr>
-        <w:trPr>
-          <w:trHeight w:val="322"/>
-        </w:trPr>
-        <w:tc>
-          <w:tcPr>
-            <w:tcW w:w="9632" w:type="dxa"/>
-            <w:gridSpan w:val="2"/>
-          </w:tcPr>
-          <w:p>
-            <w:pPr>
-              <w:jc w:val="center"/>
-              <w:rPr>
-                <w:b/>
-                <w:sz w:val="28"/>
-                <w:szCs w:val="28"/>
-              </w:rPr>
-            </w:pPr>
-            <w:r>
-              <w:rPr>
-                <w:b/>
-                <w:sz w:val="28"/>
-                <w:szCs w:val="28"/>
-              </w:rPr>
-              <w:t>Font Setting</w:t>
-            </w:r>
-          </w:p>
-        </w:tc>
-      </w:tr>
-      <w:tr>
-        <w:trPr>
-          <w:trHeight w:val="981"/>
-        </w:trPr>
-        <w:tc>
-          <w:tcPr>
-            <w:tcW w:w="4815" w:type="dxa"/>
-          </w:tcPr>
-          <w:p>
-            <w:pPr>
-              <w:rPr>
-                <w:sz w:val="28"/>
-                <w:szCs w:val="28"/>
-              </w:rPr>
-            </w:pPr>
-            <w:r>
-              <w:rPr>
-                <w:sz w:val="28"/>
-                <w:szCs w:val="28"/>
-              </w:rPr>
-              <w:t>Font name</w:t>
-            </w:r>
-          </w:p>
-          <w:p>
-            <w:pPr>
-              <w:rPr>
-                <w:sz w:val="28"/>
-                <w:szCs w:val="28"/>
-              </w:rPr>
-            </w:pPr>
-            <w:r>
-              <w:rPr>
-                <w:sz w:val="28"/>
-                <w:szCs w:val="28"/>
-              </w:rPr>
-              <w:t>Normal - Times New Roman</w:t>
-            </w:r>
-          </w:p>
-          <w:p>
-            <w:pPr>
-              <w:rPr>
-                <w:sz w:val="28"/>
-                <w:szCs w:val="28"/>
-              </w:rPr>
-            </w:pPr>
-            <w:r>
-              <w:rPr>
-                <w:sz w:val="28"/>
-                <w:szCs w:val="28"/>
-              </w:rPr>
-              <w:t>Code - Courier New</w:t>
-            </w:r>
-          </w:p>
-        </w:tc>
-        <w:tc>
-          <w:tcPr>
-            <w:tcW w:w="4817" w:type="dxa"/>
-          </w:tcPr>
-          <w:p>
-            <w:pPr>
-              <w:rPr>
-                <w:sz w:val="28"/>
-                <w:szCs w:val="28"/>
-              </w:rPr>
-            </w:pPr>
-            <w:r>
-              <w:rPr>
-                <w:sz w:val="28"/>
-                <w:szCs w:val="28"/>
-              </w:rPr>
-              <w:t>Font name</w:t>
-            </w:r>
-          </w:p>
-          <w:p>
-            <w:pPr>
-              <w:rPr>
-                <w:sz w:val="28"/>
-                <w:szCs w:val="28"/>
-              </w:rPr>
-            </w:pPr>
-            <w:r>
-              <w:rPr>
-                <w:sz w:val="28"/>
-                <w:szCs w:val="28"/>
-              </w:rPr>
-              <w:t>Normal - Times New Roman</w:t>
-            </w:r>
-          </w:p>
-          <w:p>
-            <w:pPr>
-              <w:rPr>
-                <w:sz w:val="28"/>
-                <w:szCs w:val="28"/>
-              </w:rPr>
-            </w:pPr>
-            <w:r>
-              <w:rPr>
-                <w:sz w:val="28"/>
-                <w:szCs w:val="28"/>
-              </w:rPr>
-              <w:t>Code - Courier New</w:t>
-            </w:r>
-          </w:p>
-        </w:tc>
-      </w:tr>
-      <w:tr>
-        <w:trPr>
-          <w:trHeight w:val="659"/>
-        </w:trPr>
-        <w:tc>
-          <w:tcPr>
-            <w:tcW w:w="4815" w:type="dxa"/>
-          </w:tcPr>
-          <w:p>
-            <w:pPr>
-              <w:rPr>
-                <w:sz w:val="28"/>
-                <w:szCs w:val="28"/>
-              </w:rPr>
-            </w:pPr>
-            <w:r>
-              <w:rPr>
-                <w:sz w:val="28"/>
-                <w:szCs w:val="28"/>
-              </w:rPr>
-              <w:t>Font size</w:t>
-            </w:r>
-          </w:p>
-          <w:p>
-            <w:pPr>
-              <w:rPr>
-                <w:sz w:val="28"/>
-                <w:szCs w:val="28"/>
-              </w:rPr>
-            </w:pPr>
-            <w:r>
-              <w:rPr>
-                <w:sz w:val="28"/>
-                <w:szCs w:val="28"/>
-              </w:rPr>
-              <w:t>Heading – 14 &amp; Normal - 12</w:t>
-            </w:r>
-          </w:p>
-        </w:tc>
-        <w:tc>
-          <w:tcPr>
-            <w:tcW w:w="4817" w:type="dxa"/>
-          </w:tcPr>
-          <w:p>
-            <w:pPr>
-              <w:rPr>
-                <w:sz w:val="28"/>
-                <w:szCs w:val="28"/>
-              </w:rPr>
-            </w:pPr>
-            <w:r>
-              <w:rPr>
-                <w:sz w:val="28"/>
-                <w:szCs w:val="28"/>
-              </w:rPr>
-              <w:t>Font size</w:t>
-            </w:r>
-          </w:p>
-          <w:p>
-            <w:pPr>
-              <w:rPr>
-                <w:sz w:val="28"/>
-                <w:szCs w:val="28"/>
-              </w:rPr>
-            </w:pPr>
-            <w:r>
-              <w:rPr>
-                <w:sz w:val="28"/>
-                <w:szCs w:val="28"/>
-              </w:rPr>
-              <w:t>Heading – 14 &amp; Normal - 12</w:t>
-            </w:r>
-          </w:p>
-        </w:tc>
-      </w:tr>
-      <w:tr>
-        <w:trPr>
-          <w:trHeight w:val="981"/>
-        </w:trPr>
-        <w:tc>
-          <w:tcPr>
-            <w:tcW w:w="4815" w:type="dxa"/>
-          </w:tcPr>
-          <w:p>
-            <w:pPr>
-              <w:rPr>
-                <w:sz w:val="28"/>
-                <w:szCs w:val="28"/>
-              </w:rPr>
-            </w:pPr>
-            <w:r>
-              <w:rPr>
-                <w:sz w:val="28"/>
-                <w:szCs w:val="28"/>
-              </w:rPr>
-              <w:t>Text alignment</w:t>
-            </w:r>
-          </w:p>
-          <w:p>
-            <w:pPr>
-              <w:rPr>
-                <w:sz w:val="28"/>
-                <w:szCs w:val="28"/>
-              </w:rPr>
-            </w:pPr>
-            <w:r>
-              <w:rPr>
-                <w:sz w:val="28"/>
-                <w:szCs w:val="28"/>
-              </w:rPr>
-              <w:t>Normal - Justify</w:t>
-            </w:r>
-          </w:p>
-          <w:p>
-            <w:pPr>
-              <w:rPr>
-                <w:sz w:val="28"/>
-                <w:szCs w:val="28"/>
-              </w:rPr>
-            </w:pPr>
-            <w:r>
-              <w:rPr>
-                <w:sz w:val="28"/>
-                <w:szCs w:val="28"/>
-              </w:rPr>
-              <w:t>Code - left</w:t>
-            </w:r>
-          </w:p>
-        </w:tc>
-        <w:tc>
-          <w:tcPr>
-            <w:tcW w:w="4817" w:type="dxa"/>
-          </w:tcPr>
-          <w:p>
-            <w:pPr>
-              <w:rPr>
-                <w:sz w:val="28"/>
-                <w:szCs w:val="28"/>
-              </w:rPr>
-            </w:pPr>
-            <w:r>
-              <w:rPr>
-                <w:sz w:val="28"/>
-                <w:szCs w:val="28"/>
-              </w:rPr>
-              <w:t>Text alignment</w:t>
-            </w:r>
-          </w:p>
-          <w:p>
-            <w:pPr>
-              <w:rPr>
-                <w:sz w:val="28"/>
-                <w:szCs w:val="28"/>
-              </w:rPr>
-            </w:pPr>
-            <w:r>
-              <w:rPr>
-                <w:sz w:val="28"/>
-                <w:szCs w:val="28"/>
-              </w:rPr>
-              <w:t>Normal - Justify</w:t>
-            </w:r>
-          </w:p>
-          <w:p>
-            <w:pPr>
-              <w:rPr>
-                <w:sz w:val="28"/>
-                <w:szCs w:val="28"/>
-              </w:rPr>
-            </w:pPr>
-            <w:r>
-              <w:rPr>
-                <w:sz w:val="28"/>
-                <w:szCs w:val="28"/>
-              </w:rPr>
-              <w:t>Code - left</w:t>
-            </w:r>
-          </w:p>
-        </w:tc>
-      </w:tr>
-      <w:tr>
-        <w:trPr>
-          <w:trHeight w:val="981"/>
-        </w:trPr>
-        <w:tc>
-          <w:tcPr>
-            <w:tcW w:w="4815" w:type="dxa"/>
-          </w:tcPr>
-          <w:p>
-            <w:pPr>
-              <w:rPr>
-                <w:sz w:val="28"/>
-                <w:szCs w:val="28"/>
-              </w:rPr>
-            </w:pPr>
-            <w:r>
-              <w:rPr>
-                <w:sz w:val="28"/>
-                <w:szCs w:val="28"/>
-              </w:rPr>
-              <w:t>Line spacing</w:t>
-            </w:r>
-          </w:p>
-          <w:p>
-            <w:pPr>
-              <w:rPr>
-                <w:sz w:val="28"/>
-                <w:szCs w:val="28"/>
-              </w:rPr>
-            </w:pPr>
-            <w:r>
-              <w:rPr>
-                <w:sz w:val="28"/>
-                <w:szCs w:val="28"/>
-              </w:rPr>
-              <w:t>Normal - 1.5</w:t>
-            </w:r>
-          </w:p>
-          <w:p>
-            <w:pPr>
-              <w:rPr>
-                <w:sz w:val="28"/>
-                <w:szCs w:val="28"/>
-              </w:rPr>
-            </w:pPr>
-            <w:r>
-              <w:rPr>
-                <w:sz w:val="28"/>
-                <w:szCs w:val="28"/>
-              </w:rPr>
-              <w:t>Code - 1</w:t>
-            </w:r>
-          </w:p>
-        </w:tc>
-        <w:tc>
-          <w:tcPr>
-            <w:tcW w:w="4817" w:type="dxa"/>
-          </w:tcPr>
-          <w:p>
-            <w:pPr>
-              <w:rPr>
-                <w:sz w:val="28"/>
-                <w:szCs w:val="28"/>
-              </w:rPr>
-            </w:pPr>
-            <w:r>
-              <w:rPr>
-                <w:sz w:val="28"/>
-                <w:szCs w:val="28"/>
-              </w:rPr>
-              <w:t>Line spacing</w:t>
-            </w:r>
-          </w:p>
-          <w:p>
-            <w:pPr>
-              <w:rPr>
-                <w:sz w:val="28"/>
-                <w:szCs w:val="28"/>
-              </w:rPr>
-            </w:pPr>
-            <w:r>
-              <w:rPr>
-                <w:sz w:val="28"/>
-                <w:szCs w:val="28"/>
-              </w:rPr>
-              <w:t>Normal - 1.5</w:t>
-            </w:r>
-          </w:p>
-          <w:p>
-            <w:pPr>
-              <w:rPr>
-                <w:sz w:val="28"/>
-                <w:szCs w:val="28"/>
-              </w:rPr>
-            </w:pPr>
-            <w:r>
-              <w:rPr>
-                <w:sz w:val="28"/>
-                <w:szCs w:val="28"/>
-              </w:rPr>
-              <w:t>Code - 1</w:t>
-            </w:r>
-          </w:p>
-        </w:tc>
-      </w:tr>
-      <w:tr>
-        <w:trPr>
-          <w:trHeight w:val="659"/>
-        </w:trPr>
-        <w:tc>
-          <w:tcPr>
-            <w:tcW w:w="4815" w:type="dxa"/>
-          </w:tcPr>
-          <w:p>
-            <w:pPr>
-              <w:rPr>
-                <w:sz w:val="28"/>
-                <w:szCs w:val="28"/>
-              </w:rPr>
-            </w:pPr>
-            <w:r>
-              <w:rPr>
-                <w:sz w:val="28"/>
-                <w:szCs w:val="28"/>
-              </w:rPr>
-              <w:t>Header - T</w:t>
-            </w:r>
-            <w:r>
-              <w:rPr>
-                <w:sz w:val="28"/>
-                <w:szCs w:val="28"/>
-              </w:rPr>
-              <w:t>itle of the project </w:t>
-            </w:r>
-          </w:p>
-          <w:p>
-            <w:pPr>
-              <w:rPr>
-                <w:sz w:val="28"/>
-                <w:szCs w:val="28"/>
-              </w:rPr>
-            </w:pPr>
-            <w:r>
-              <w:rPr>
-                <w:sz w:val="28"/>
-                <w:szCs w:val="28"/>
-              </w:rPr>
-              <w:t>Alignment - center</w:t>
-            </w:r>
-          </w:p>
-        </w:tc>
-        <w:tc>
-          <w:tcPr>
-            <w:tcW w:w="4817" w:type="dxa"/>
-          </w:tcPr>
-          <w:p>
-            <w:pPr>
-              <w:rPr>
-                <w:sz w:val="28"/>
-                <w:szCs w:val="28"/>
-              </w:rPr>
-            </w:pPr>
-            <w:r>
-              <w:rPr>
-                <w:sz w:val="28"/>
-                <w:szCs w:val="28"/>
-              </w:rPr>
-              <w:t xml:space="preserve">Header - </w:t>
-            </w:r>
-            <w:r>
-              <w:rPr>
-                <w:sz w:val="28"/>
-                <w:szCs w:val="28"/>
-              </w:rPr>
-              <w:t>T</w:t>
-            </w:r>
-            <w:r>
-              <w:rPr>
-                <w:sz w:val="28"/>
-                <w:szCs w:val="28"/>
-              </w:rPr>
-              <w:t xml:space="preserve">itle </w:t>
-            </w:r>
-            <w:r>
-              <w:rPr>
-                <w:sz w:val="28"/>
-                <w:szCs w:val="28"/>
-              </w:rPr>
-              <w:t>of the project </w:t>
-            </w:r>
-          </w:p>
-          <w:p>
-            <w:pPr>
-              <w:rPr>
-                <w:sz w:val="28"/>
-                <w:szCs w:val="28"/>
-              </w:rPr>
-            </w:pPr>
-            <w:r>
-              <w:rPr>
-                <w:sz w:val="28"/>
-                <w:szCs w:val="28"/>
-              </w:rPr>
-              <w:t>Alignment - center</w:t>
-            </w:r>
-          </w:p>
-        </w:tc>
-      </w:tr>
-      <w:tr>
-        <w:trPr>
-          <w:trHeight w:val="1963"/>
-        </w:trPr>
-        <w:tc>
-          <w:tcPr>
-            <w:tcW w:w="4815" w:type="dxa"/>
-          </w:tcPr>
-          <w:p>
-            <w:pPr>
-              <w:rPr>
-                <w:sz w:val="28"/>
-                <w:szCs w:val="28"/>
-              </w:rPr>
-            </w:pPr>
-            <w:r>
-              <w:rPr>
-                <w:sz w:val="28"/>
-                <w:szCs w:val="28"/>
-              </w:rPr>
-              <w:t>Footer – CLASS SEM YYYY-YY</w:t>
-            </w:r>
-          </w:p>
-          <w:p>
-            <w:pPr>
-              <w:rPr>
-                <w:sz w:val="28"/>
-                <w:szCs w:val="28"/>
-              </w:rPr>
-            </w:pPr>
-            <w:r>
-              <w:rPr>
-                <w:sz w:val="28"/>
-                <w:szCs w:val="28"/>
-              </w:rPr>
-              <w:t>Alignment- left </w:t>
-            </w:r>
-          </w:p>
-          <w:p>
-            <w:pPr>
-              <w:rPr>
-                <w:sz w:val="28"/>
-                <w:szCs w:val="28"/>
-              </w:rPr>
-            </w:pPr>
-          </w:p>
-          <w:p>
-            <w:pPr>
-              <w:rPr>
-                <w:sz w:val="28"/>
-                <w:szCs w:val="28"/>
-              </w:rPr>
-            </w:pPr>
-            <w:r>
-              <w:rPr>
-                <w:sz w:val="28"/>
-                <w:szCs w:val="28"/>
-              </w:rPr>
-              <w:t>Page number </w:t>
-            </w:r>
-            <w:r>
-              <w:rPr>
-                <w:sz w:val="28"/>
-                <w:szCs w:val="28"/>
-              </w:rPr>
-              <w:t>(only for main documentation)</w:t>
-            </w:r>
-          </w:p>
-          <w:p>
-            <w:pPr>
-              <w:rPr>
-                <w:sz w:val="28"/>
-                <w:szCs w:val="28"/>
-              </w:rPr>
-            </w:pPr>
-            <w:r>
-              <w:rPr>
-                <w:sz w:val="28"/>
-                <w:szCs w:val="28"/>
-              </w:rPr>
-              <w:t>Alignment- right</w:t>
-            </w:r>
-          </w:p>
-        </w:tc>
-        <w:tc>
-          <w:tcPr>
-            <w:tcW w:w="4817" w:type="dxa"/>
-          </w:tcPr>
-          <w:p>
-            <w:pPr>
-              <w:rPr>
-                <w:sz w:val="28"/>
-                <w:szCs w:val="28"/>
-              </w:rPr>
-            </w:pPr>
-            <w:r>
-              <w:rPr>
-                <w:sz w:val="28"/>
-                <w:szCs w:val="28"/>
-              </w:rPr>
-              <w:t>Footer – CLASS SEM YYYY-YY</w:t>
-            </w:r>
-          </w:p>
-          <w:p>
-            <w:pPr>
-              <w:rPr>
-                <w:sz w:val="28"/>
-                <w:szCs w:val="28"/>
-              </w:rPr>
-            </w:pPr>
-            <w:r>
-              <w:rPr>
-                <w:sz w:val="28"/>
-                <w:szCs w:val="28"/>
-              </w:rPr>
-              <w:t>Alignment- left </w:t>
-            </w:r>
-          </w:p>
-          <w:p>
-            <w:pPr>
-              <w:rPr>
-                <w:sz w:val="28"/>
-                <w:szCs w:val="28"/>
-              </w:rPr>
-            </w:pPr>
-          </w:p>
-          <w:p>
-            <w:pPr>
-              <w:rPr>
-                <w:sz w:val="28"/>
-                <w:szCs w:val="28"/>
-              </w:rPr>
-            </w:pPr>
-            <w:r>
-              <w:rPr>
-                <w:sz w:val="28"/>
-                <w:szCs w:val="28"/>
-              </w:rPr>
-              <w:t>Page number (only for main documentation)</w:t>
-            </w:r>
-          </w:p>
-          <w:p>
-            <w:pPr>
-              <w:rPr>
-                <w:sz w:val="28"/>
-                <w:szCs w:val="28"/>
-              </w:rPr>
-            </w:pPr>
-            <w:r>
-              <w:rPr>
-                <w:sz w:val="28"/>
-                <w:szCs w:val="28"/>
-              </w:rPr>
-              <w:t>Alignment- right</w:t>
-            </w:r>
-          </w:p>
-        </w:tc>
-      </w:tr>
-      <w:tr>
-        <w:trPr>
-          <w:trHeight w:val="322"/>
-        </w:trPr>
-        <w:tc>
-          <w:tcPr>
-            <w:tcW w:w="9632" w:type="dxa"/>
-            <w:gridSpan w:val="2"/>
-          </w:tcPr>
-          <w:p>
-            <w:pPr>
-              <w:jc w:val="center"/>
-              <w:rPr>
-                <w:b/>
-                <w:sz w:val="28"/>
-                <w:szCs w:val="28"/>
-              </w:rPr>
-            </w:pPr>
-            <w:r>
-              <w:rPr>
-                <w:b/>
-                <w:sz w:val="28"/>
-                <w:szCs w:val="28"/>
-              </w:rPr>
-              <w:t>Printout Details</w:t>
-            </w:r>
-          </w:p>
-        </w:tc>
-      </w:tr>
-      <w:tr>
-        <w:trPr>
-          <w:trHeight w:val="2623"/>
-        </w:trPr>
-        <w:tc>
-          <w:tcPr>
-            <w:tcW w:w="4815" w:type="dxa"/>
-          </w:tcPr>
-          <w:p>
-            <w:pPr>
-              <w:rPr>
-                <w:sz w:val="28"/>
-                <w:szCs w:val="28"/>
-              </w:rPr>
-            </w:pPr>
-            <w:r>
-              <w:rPr>
-                <w:sz w:val="28"/>
-                <w:szCs w:val="28"/>
-              </w:rPr>
-              <w:t>Total number of pages not more than 70.</w:t>
-            </w:r>
-          </w:p>
-          <w:p>
-            <w:pPr>
-              <w:rPr>
-                <w:sz w:val="28"/>
-                <w:szCs w:val="28"/>
-              </w:rPr>
-            </w:pPr>
-            <w:r>
-              <w:rPr>
-                <w:sz w:val="28"/>
-                <w:szCs w:val="28"/>
-              </w:rPr>
-              <w:t>Add heading pages separately at the beginning of every chapter.</w:t>
-            </w:r>
-          </w:p>
-          <w:p>
-            <w:pPr>
-              <w:rPr>
-                <w:sz w:val="28"/>
-                <w:szCs w:val="28"/>
-              </w:rPr>
-            </w:pPr>
-            <w:r>
-              <w:rPr>
-                <w:sz w:val="28"/>
-                <w:szCs w:val="28"/>
-              </w:rPr>
-              <w:t>Use normal Xerox pages for prints.</w:t>
-            </w:r>
-          </w:p>
-          <w:p>
-            <w:pPr>
-              <w:rPr>
-                <w:sz w:val="28"/>
-                <w:szCs w:val="28"/>
-              </w:rPr>
-            </w:pPr>
-            <w:r>
-              <w:rPr>
-                <w:sz w:val="28"/>
-                <w:szCs w:val="28"/>
-              </w:rPr>
-              <w:t>Spiral binding compulsory</w:t>
-            </w:r>
-          </w:p>
-          <w:p>
-            <w:pPr>
-              <w:rPr>
-                <w:sz w:val="28"/>
-                <w:szCs w:val="28"/>
-              </w:rPr>
-            </w:pPr>
-            <w:r>
-              <w:rPr>
-                <w:sz w:val="28"/>
-                <w:szCs w:val="28"/>
-              </w:rPr>
-              <w:t>Printouts - team size + 1</w:t>
-            </w:r>
-          </w:p>
-          <w:p>
-            <w:pPr>
-              <w:rPr>
-                <w:sz w:val="28"/>
-                <w:szCs w:val="28"/>
-              </w:rPr>
-            </w:pPr>
-            <w:r>
-              <w:rPr>
-                <w:sz w:val="28"/>
-                <w:szCs w:val="28"/>
-              </w:rPr>
-              <w:t>All should be color prints.</w:t>
-            </w:r>
-          </w:p>
-        </w:tc>
-        <w:tc>
-          <w:tcPr>
-            <w:tcW w:w="4817" w:type="dxa"/>
-          </w:tcPr>
-          <w:p>
-            <w:pPr>
-              <w:rPr>
-                <w:sz w:val="28"/>
-                <w:szCs w:val="28"/>
-              </w:rPr>
-            </w:pPr>
-            <w:r>
-              <w:rPr>
-                <w:sz w:val="28"/>
-                <w:szCs w:val="28"/>
-              </w:rPr>
-              <w:t>Total number of pages not more than 70</w:t>
-            </w:r>
-            <w:r>
-              <w:rPr>
-                <w:sz w:val="28"/>
-                <w:szCs w:val="28"/>
-              </w:rPr>
-              <w:t>.</w:t>
-            </w:r>
-          </w:p>
-          <w:p>
-            <w:pPr>
-              <w:rPr>
-                <w:sz w:val="28"/>
-                <w:szCs w:val="28"/>
-              </w:rPr>
-            </w:pPr>
-            <w:r>
-              <w:rPr>
-                <w:sz w:val="28"/>
-                <w:szCs w:val="28"/>
-              </w:rPr>
-              <w:t>Add heading pages separately at the beginning of every chapter.</w:t>
-            </w:r>
-          </w:p>
-          <w:p>
-            <w:pPr>
-              <w:rPr>
-                <w:sz w:val="28"/>
-                <w:szCs w:val="28"/>
-              </w:rPr>
-            </w:pPr>
-            <w:r>
-              <w:rPr>
-                <w:sz w:val="28"/>
-                <w:szCs w:val="28"/>
-              </w:rPr>
-              <w:t>Us</w:t>
-            </w:r>
-            <w:r>
-              <w:rPr>
-                <w:sz w:val="28"/>
-                <w:szCs w:val="28"/>
-              </w:rPr>
-              <w:t>e normal Xerox pages for prints.</w:t>
-            </w:r>
-          </w:p>
-          <w:p>
-            <w:pPr>
-              <w:rPr>
-                <w:sz w:val="28"/>
-                <w:szCs w:val="28"/>
-              </w:rPr>
-            </w:pPr>
-            <w:r>
-              <w:rPr>
-                <w:sz w:val="28"/>
-                <w:szCs w:val="28"/>
-              </w:rPr>
-              <w:t xml:space="preserve">Hard bound binding and golden </w:t>
-            </w:r>
-            <w:r>
-              <w:rPr>
-                <w:sz w:val="28"/>
-                <w:szCs w:val="28"/>
-              </w:rPr>
-              <w:t>embossing for front page is compulsory</w:t>
-            </w:r>
-            <w:r>
-              <w:rPr>
-                <w:sz w:val="28"/>
-                <w:szCs w:val="28"/>
-              </w:rPr>
-              <w:t>.</w:t>
-            </w:r>
-          </w:p>
-          <w:p>
-            <w:pPr>
-              <w:rPr>
-                <w:sz w:val="28"/>
-                <w:szCs w:val="28"/>
-              </w:rPr>
-            </w:pPr>
-            <w:r>
-              <w:rPr>
-                <w:sz w:val="28"/>
-                <w:szCs w:val="28"/>
-              </w:rPr>
-              <w:t>Add plastic cover pages at first 5 pages &amp; heading pages.</w:t>
-            </w:r>
-          </w:p>
-          <w:p>
-            <w:pPr>
-              <w:rPr>
-                <w:sz w:val="28"/>
-                <w:szCs w:val="28"/>
-              </w:rPr>
-            </w:pPr>
-            <w:r>
-              <w:rPr>
-                <w:sz w:val="28"/>
-                <w:szCs w:val="28"/>
-              </w:rPr>
-              <w:t>Printouts - team size + 1</w:t>
-            </w:r>
-          </w:p>
-          <w:p>
-            <w:pPr>
-              <w:rPr>
-                <w:sz w:val="28"/>
-                <w:szCs w:val="28"/>
-              </w:rPr>
-            </w:pPr>
-            <w:r>
-              <w:rPr>
-                <w:sz w:val="28"/>
-                <w:szCs w:val="28"/>
-              </w:rPr>
-              <w:t>All should be color prints.</w:t>
+                <w:bCs/>
+                <w:sz w:val="28"/>
+                <w:szCs w:val="28"/>
+              </w:rPr>
+              <w:t>50</w:t>
             </w:r>
           </w:p>
         </w:tc>
       </w:tr>
     </w:tbl>
+    <w:p>
+      <w:pPr>
+        <w:spacing w:line="360" w:lineRule="auto"/>
+        <w:rPr>
+          <w:b/>
+          <w:bCs/>
+          <w:sz w:val="28"/>
+          <w:szCs w:val="28"/>
+        </w:rPr>
+      </w:pPr>
+    </w:p>
+    <w:p>
+      <w:pPr>
+        <w:spacing w:line="360" w:lineRule="auto"/>
+        <w:rPr>
+          <w:b/>
+          <w:bCs/>
+          <w:sz w:val="28"/>
+          <w:szCs w:val="28"/>
+        </w:rPr>
+      </w:pPr>
+    </w:p>
+    <w:p>
+      <w:pPr>
+        <w:spacing w:line="360" w:lineRule="auto"/>
+        <w:rPr>
+          <w:b/>
+          <w:bCs/>
+          <w:sz w:val="28"/>
+          <w:szCs w:val="28"/>
+        </w:rPr>
+      </w:pPr>
+    </w:p>
+    <w:p>
+      <w:pPr>
+        <w:spacing w:line="360" w:lineRule="auto"/>
+        <w:rPr>
+          <w:b/>
+          <w:bCs/>
+          <w:sz w:val="28"/>
+          <w:szCs w:val="28"/>
+        </w:rPr>
+      </w:pPr>
+    </w:p>
+    <w:p>
+      <w:pPr>
+        <w:jc w:val="center"/>
+        <w:rPr>
+          <w:b/>
+          <w:bCs/>
+          <w:sz w:val="56"/>
+          <w:szCs w:val="56"/>
+        </w:rPr>
+      </w:pPr>
+    </w:p>
+    <w:p>
+      <w:pPr>
+        <w:jc w:val="center"/>
+        <w:rPr>
+          <w:b/>
+          <w:bCs/>
+          <w:sz w:val="56"/>
+          <w:szCs w:val="56"/>
+        </w:rPr>
+      </w:pPr>
+    </w:p>
+    <w:p>
+      <w:pPr>
+        <w:jc w:val="center"/>
+        <w:rPr>
+          <w:b/>
+          <w:bCs/>
+          <w:sz w:val="56"/>
+          <w:szCs w:val="56"/>
+        </w:rPr>
+      </w:pPr>
+    </w:p>
+    <w:p>
+      <w:pPr>
+        <w:jc w:val="center"/>
+        <w:rPr>
+          <w:b/>
+          <w:bCs/>
+          <w:sz w:val="56"/>
+          <w:szCs w:val="56"/>
+        </w:rPr>
+      </w:pPr>
+    </w:p>
+    <w:p>
+      <w:pPr>
+        <w:jc w:val="center"/>
+        <w:rPr>
+          <w:b/>
+          <w:bCs/>
+          <w:sz w:val="56"/>
+          <w:szCs w:val="56"/>
+        </w:rPr>
+      </w:pPr>
+    </w:p>
+    <w:p>
+      <w:pPr>
+        <w:jc w:val="center"/>
+        <w:rPr>
+          <w:b/>
+          <w:bCs/>
+          <w:sz w:val="56"/>
+          <w:szCs w:val="56"/>
+        </w:rPr>
+      </w:pPr>
+      <w:bookmarkStart w:id="0" w:name="_GoBack"/>
+      <w:bookmarkEnd w:id="0"/>
+    </w:p>
+    <w:p>
+      <w:pPr>
+        <w:rPr>
+          <w:b/>
+          <w:bCs/>
+          <w:sz w:val="56"/>
+          <w:szCs w:val="56"/>
+        </w:rPr>
+      </w:pPr>
+    </w:p>
+    <w:p>
+      <w:pPr>
+        <w:rPr>
+          <w:b/>
+          <w:bCs/>
+          <w:sz w:val="56"/>
+          <w:szCs w:val="56"/>
+        </w:rPr>
+      </w:pPr>
+    </w:p>
+    <w:p>
+      <w:pPr>
+        <w:rPr>
+          <w:b/>
+          <w:bCs/>
+          <w:sz w:val="56"/>
+          <w:szCs w:val="56"/>
+        </w:rPr>
+      </w:pPr>
+    </w:p>
+    <w:p>
+      <w:pPr>
+        <w:pStyle w:val="ListParagraph"/>
+        <w:numPr>
+          <w:ilvl w:val="0"/>
+          <w:numId w:val="22"/>
+        </w:numPr>
+        <w:spacing w:after="0" w:line="240" w:lineRule="auto"/>
+        <w:jc w:val="center"/>
+        <w:rPr>
+          <w:rFonts w:ascii="Times New Roman" w:hAnsi="Times New Roman" w:cs="Times New Roman"/>
+          <w:color w:val="4F81BD" w:themeColor="accent1"/>
+          <w:sz w:val="96"/>
+          <w:szCs w:val="96"/>
+        </w:rPr>
+      </w:pPr>
+      <w:r>
+        <w:rPr>
+          <w:rFonts w:ascii="Times New Roman" w:hAnsi="Times New Roman" w:cs="Times New Roman"/>
+          <w:color w:val="4F81BD" w:themeColor="accent1"/>
+          <w:sz w:val="96"/>
+          <w:szCs w:val="96"/>
+        </w:rPr>
+        <w:t xml:space="preserve"> Introduction to Project</w:t>
+      </w:r>
+    </w:p>
+    <w:p>
+      <w:r>
+        <w:tab/>
+      </w:r>
+      <w:r>
+        <w:tab/>
+      </w:r>
+    </w:p>
+    <w:p>
+      <w:pPr>
+        <w:spacing w:after="160" w:line="259" w:lineRule="auto"/>
+      </w:pPr>
+      <w:r>
+        <w:br w:type="page"/>
+      </w:r>
+    </w:p>
+    <w:p/>
+    <w:p/>
+    <w:p/>
+    <w:p/>
+    <w:p/>
+    <w:p/>
+    <w:p/>
+    <w:p/>
+    <w:p/>
+    <w:p/>
+    <w:p/>
+    <w:p/>
+    <w:p/>
+    <w:p/>
+    <w:p/>
+    <w:p/>
+    <w:p/>
+    <w:p/>
+    <w:p/>
+    <w:p/>
+    <w:p>
+      <w:pPr>
+        <w:pStyle w:val="ListParagraph"/>
+        <w:numPr>
+          <w:ilvl w:val="0"/>
+          <w:numId w:val="22"/>
+        </w:numPr>
+        <w:spacing w:after="0" w:line="240" w:lineRule="auto"/>
+        <w:jc w:val="center"/>
+        <w:rPr>
+          <w:rFonts w:ascii="Times New Roman" w:hAnsi="Times New Roman" w:cs="Times New Roman"/>
+          <w:color w:val="4F81BD" w:themeColor="accent1"/>
+          <w:sz w:val="96"/>
+          <w:szCs w:val="96"/>
+        </w:rPr>
+      </w:pPr>
+      <w:r>
+        <w:rPr>
+          <w:rFonts w:ascii="Times New Roman" w:hAnsi="Times New Roman" w:cs="Times New Roman"/>
+          <w:color w:val="4F81BD" w:themeColor="accent1"/>
+          <w:sz w:val="96"/>
+          <w:szCs w:val="96"/>
+        </w:rPr>
+        <w:t xml:space="preserve"> Proposed System </w:t>
+      </w:r>
+    </w:p>
+    <w:p>
+      <w:pPr>
+        <w:spacing w:after="160" w:line="259" w:lineRule="auto"/>
+      </w:pPr>
+    </w:p>
+    <w:p/>
+    <w:p>
+      <w:pPr>
+        <w:spacing w:after="160" w:line="259" w:lineRule="auto"/>
+      </w:pPr>
+      <w:r>
+        <w:br w:type="page"/>
+      </w:r>
+      <w:r>
+        <w:lastRenderedPageBreak/>
+        <w:t>\</w:t>
+      </w:r>
+    </w:p>
+    <w:p>
+      <w:pPr>
+        <w:spacing w:after="160" w:line="259" w:lineRule="auto"/>
+      </w:pPr>
+    </w:p>
+    <w:p>
+      <w:pPr>
+        <w:spacing w:after="160" w:line="259" w:lineRule="auto"/>
+      </w:pPr>
+    </w:p>
+    <w:p>
+      <w:pPr>
+        <w:spacing w:after="160" w:line="259" w:lineRule="auto"/>
+      </w:pPr>
+    </w:p>
+    <w:p>
+      <w:pPr>
+        <w:spacing w:after="160" w:line="259" w:lineRule="auto"/>
+      </w:pPr>
+    </w:p>
+    <w:p>
+      <w:pPr>
+        <w:spacing w:after="160" w:line="259" w:lineRule="auto"/>
+      </w:pPr>
+    </w:p>
+    <w:p>
+      <w:pPr>
+        <w:spacing w:after="160" w:line="259" w:lineRule="auto"/>
+      </w:pPr>
+    </w:p>
+    <w:p>
+      <w:pPr>
+        <w:spacing w:after="160" w:line="259" w:lineRule="auto"/>
+      </w:pPr>
+    </w:p>
+    <w:p>
+      <w:pPr>
+        <w:spacing w:after="160" w:line="259" w:lineRule="auto"/>
+      </w:pPr>
+    </w:p>
+    <w:p>
+      <w:pPr>
+        <w:spacing w:after="160" w:line="259" w:lineRule="auto"/>
+      </w:pPr>
+    </w:p>
+    <w:p>
+      <w:pPr>
+        <w:spacing w:after="160" w:line="259" w:lineRule="auto"/>
+      </w:pPr>
+    </w:p>
+    <w:p>
+      <w:pPr>
+        <w:spacing w:after="160" w:line="259" w:lineRule="auto"/>
+      </w:pPr>
+    </w:p>
+    <w:p>
+      <w:pPr>
+        <w:pStyle w:val="ListParagraph"/>
+        <w:numPr>
+          <w:ilvl w:val="0"/>
+          <w:numId w:val="22"/>
+        </w:numPr>
+        <w:spacing w:after="0" w:line="240" w:lineRule="auto"/>
+        <w:jc w:val="center"/>
+        <w:rPr>
+          <w:rFonts w:ascii="Times New Roman" w:hAnsi="Times New Roman" w:cs="Times New Roman"/>
+          <w:color w:val="4F81BD" w:themeColor="accent1"/>
+          <w:sz w:val="96"/>
+          <w:szCs w:val="96"/>
+        </w:rPr>
+      </w:pPr>
+      <w:r>
+        <w:rPr>
+          <w:rFonts w:ascii="Times New Roman" w:hAnsi="Times New Roman" w:cs="Times New Roman"/>
+          <w:color w:val="4F81BD" w:themeColor="accent1"/>
+          <w:sz w:val="96"/>
+          <w:szCs w:val="96"/>
+        </w:rPr>
+        <w:t xml:space="preserve"> System Diagrams</w:t>
+      </w:r>
+    </w:p>
+    <w:p/>
+    <w:p>
+      <w:pPr>
+        <w:spacing w:after="160" w:line="259" w:lineRule="auto"/>
+      </w:pPr>
+      <w:r>
+        <w:br w:type="page"/>
+      </w:r>
+    </w:p>
+    <w:p/>
+    <w:p/>
+    <w:p/>
+    <w:p/>
+    <w:p/>
+    <w:p/>
+    <w:p/>
+    <w:p/>
+    <w:p/>
+    <w:p/>
+    <w:p/>
+    <w:p/>
+    <w:p/>
+    <w:p/>
+    <w:p/>
+    <w:p/>
+    <w:p/>
+    <w:p/>
+    <w:p/>
+    <w:p>
+      <w:pPr>
+        <w:pStyle w:val="ListParagraph"/>
+        <w:numPr>
+          <w:ilvl w:val="0"/>
+          <w:numId w:val="22"/>
+        </w:numPr>
+        <w:spacing w:after="0" w:line="240" w:lineRule="auto"/>
+        <w:jc w:val="center"/>
+        <w:rPr>
+          <w:rFonts w:ascii="Times New Roman" w:hAnsi="Times New Roman" w:cs="Times New Roman"/>
+          <w:color w:val="4F81BD" w:themeColor="accent1"/>
+          <w:sz w:val="96"/>
+          <w:szCs w:val="96"/>
+        </w:rPr>
+      </w:pPr>
+      <w:r>
+        <w:rPr>
+          <w:rFonts w:ascii="Times New Roman" w:hAnsi="Times New Roman" w:cs="Times New Roman"/>
+          <w:color w:val="4F81BD" w:themeColor="accent1"/>
+          <w:sz w:val="96"/>
+          <w:szCs w:val="96"/>
+        </w:rPr>
+        <w:t xml:space="preserve"> System Design</w:t>
+      </w:r>
+    </w:p>
+    <w:p/>
+    <w:p>
+      <w:pPr>
+        <w:spacing w:after="160" w:line="259" w:lineRule="auto"/>
+      </w:pPr>
+      <w:r>
+        <w:br w:type="page"/>
+      </w:r>
+    </w:p>
+    <w:p/>
+    <w:p/>
+    <w:p/>
+    <w:p/>
+    <w:p/>
+    <w:p/>
+    <w:p/>
+    <w:p/>
+    <w:p/>
+    <w:p/>
+    <w:p/>
+    <w:p/>
+    <w:p/>
+    <w:p/>
+    <w:p/>
+    <w:p/>
+    <w:p/>
+    <w:p/>
+    <w:p/>
+    <w:p>
+      <w:pPr>
+        <w:pStyle w:val="ListParagraph"/>
+        <w:numPr>
+          <w:ilvl w:val="0"/>
+          <w:numId w:val="22"/>
+        </w:numPr>
+        <w:spacing w:after="0" w:line="240" w:lineRule="auto"/>
+        <w:jc w:val="center"/>
+        <w:rPr>
+          <w:rFonts w:ascii="Times New Roman" w:hAnsi="Times New Roman" w:cs="Times New Roman"/>
+          <w:color w:val="4F81BD" w:themeColor="accent1"/>
+          <w:sz w:val="96"/>
+          <w:szCs w:val="96"/>
+        </w:rPr>
+      </w:pPr>
+      <w:r>
+        <w:rPr>
+          <w:rFonts w:ascii="Times New Roman" w:hAnsi="Times New Roman" w:cs="Times New Roman"/>
+          <w:color w:val="4F81BD" w:themeColor="accent1"/>
+          <w:sz w:val="96"/>
+          <w:szCs w:val="96"/>
+        </w:rPr>
+        <w:t xml:space="preserve"> System Implementation</w:t>
+      </w:r>
+    </w:p>
+    <w:p>
+      <w:pPr>
+        <w:spacing w:after="160" w:line="259" w:lineRule="auto"/>
+      </w:pPr>
+      <w:r>
+        <w:br w:type="page"/>
+      </w:r>
+    </w:p>
+    <w:p>
+      <w:pPr>
+        <w:spacing w:after="160" w:line="259" w:lineRule="auto"/>
+      </w:pPr>
+    </w:p>
+    <w:p>
+      <w:pPr>
+        <w:spacing w:after="160" w:line="259" w:lineRule="auto"/>
+      </w:pPr>
+    </w:p>
+    <w:p>
+      <w:pPr>
+        <w:spacing w:after="160" w:line="259" w:lineRule="auto"/>
+      </w:pPr>
+    </w:p>
+    <w:p>
+      <w:pPr>
+        <w:spacing w:after="160" w:line="259" w:lineRule="auto"/>
+      </w:pPr>
+    </w:p>
+    <w:p>
+      <w:pPr>
+        <w:spacing w:after="160" w:line="259" w:lineRule="auto"/>
+      </w:pPr>
+    </w:p>
+    <w:p>
+      <w:pPr>
+        <w:spacing w:after="160" w:line="259" w:lineRule="auto"/>
+      </w:pPr>
+    </w:p>
+    <w:p>
+      <w:pPr>
+        <w:spacing w:after="160" w:line="259" w:lineRule="auto"/>
+      </w:pPr>
+    </w:p>
+    <w:p>
+      <w:pPr>
+        <w:spacing w:after="160" w:line="259" w:lineRule="auto"/>
+      </w:pPr>
+    </w:p>
+    <w:p>
+      <w:pPr>
+        <w:spacing w:after="160" w:line="259" w:lineRule="auto"/>
+      </w:pPr>
+    </w:p>
+    <w:p>
+      <w:pPr>
+        <w:spacing w:after="160" w:line="259" w:lineRule="auto"/>
+      </w:pPr>
+    </w:p>
+    <w:p>
+      <w:pPr>
+        <w:spacing w:after="160" w:line="259" w:lineRule="auto"/>
+      </w:pPr>
+    </w:p>
+    <w:p>
+      <w:pPr>
+        <w:pStyle w:val="ListParagraph"/>
+        <w:numPr>
+          <w:ilvl w:val="0"/>
+          <w:numId w:val="22"/>
+        </w:numPr>
+        <w:spacing w:after="0" w:line="240" w:lineRule="auto"/>
+        <w:jc w:val="center"/>
+        <w:rPr>
+          <w:rFonts w:ascii="Times New Roman" w:hAnsi="Times New Roman" w:cs="Times New Roman"/>
+          <w:color w:val="4F81BD" w:themeColor="accent1"/>
+          <w:sz w:val="96"/>
+          <w:szCs w:val="96"/>
+        </w:rPr>
+      </w:pPr>
+      <w:r>
+        <w:rPr>
+          <w:rFonts w:ascii="Times New Roman" w:hAnsi="Times New Roman" w:cs="Times New Roman"/>
+          <w:color w:val="4F81BD" w:themeColor="accent1"/>
+          <w:sz w:val="96"/>
+          <w:szCs w:val="96"/>
+        </w:rPr>
+        <w:t xml:space="preserve"> System Maintenance </w:t>
+      </w:r>
+    </w:p>
+    <w:p/>
+    <w:p>
+      <w:pPr>
+        <w:spacing w:after="160" w:line="259" w:lineRule="auto"/>
+      </w:pPr>
+      <w:r>
+        <w:br w:type="page"/>
+      </w:r>
+    </w:p>
+    <w:p>
+      <w:pPr>
+        <w:spacing w:after="160" w:line="259" w:lineRule="auto"/>
+      </w:pPr>
+    </w:p>
+    <w:p>
+      <w:pPr>
+        <w:spacing w:after="160" w:line="259" w:lineRule="auto"/>
+      </w:pPr>
+    </w:p>
+    <w:p>
+      <w:pPr>
+        <w:spacing w:after="160" w:line="259" w:lineRule="auto"/>
+      </w:pPr>
+    </w:p>
+    <w:p>
+      <w:pPr>
+        <w:spacing w:after="160" w:line="259" w:lineRule="auto"/>
+      </w:pPr>
+    </w:p>
+    <w:p>
+      <w:pPr>
+        <w:spacing w:after="160" w:line="259" w:lineRule="auto"/>
+      </w:pPr>
+    </w:p>
+    <w:p>
+      <w:pPr>
+        <w:spacing w:after="160" w:line="259" w:lineRule="auto"/>
+      </w:pPr>
+    </w:p>
+    <w:p>
+      <w:pPr>
+        <w:spacing w:after="160" w:line="259" w:lineRule="auto"/>
+      </w:pPr>
+    </w:p>
+    <w:p>
+      <w:pPr>
+        <w:spacing w:after="160" w:line="259" w:lineRule="auto"/>
+      </w:pPr>
+    </w:p>
+    <w:p>
+      <w:pPr>
+        <w:spacing w:after="160" w:line="259" w:lineRule="auto"/>
+      </w:pPr>
+    </w:p>
+    <w:p>
+      <w:pPr>
+        <w:spacing w:after="160" w:line="259" w:lineRule="auto"/>
+      </w:pPr>
+    </w:p>
+    <w:p>
+      <w:pPr>
+        <w:spacing w:after="160" w:line="259" w:lineRule="auto"/>
+      </w:pPr>
+    </w:p>
+    <w:p>
+      <w:pPr>
+        <w:spacing w:after="160" w:line="259" w:lineRule="auto"/>
+      </w:pPr>
+    </w:p>
+    <w:p>
+      <w:pPr>
+        <w:pStyle w:val="ListParagraph"/>
+        <w:numPr>
+          <w:ilvl w:val="0"/>
+          <w:numId w:val="22"/>
+        </w:numPr>
+        <w:spacing w:after="0" w:line="240" w:lineRule="auto"/>
+        <w:jc w:val="center"/>
+        <w:rPr>
+          <w:rFonts w:ascii="Times New Roman" w:hAnsi="Times New Roman" w:cs="Times New Roman"/>
+          <w:color w:val="4F81BD" w:themeColor="accent1"/>
+          <w:sz w:val="96"/>
+          <w:szCs w:val="96"/>
+        </w:rPr>
+      </w:pPr>
+      <w:r>
+        <w:rPr>
+          <w:rFonts w:ascii="Times New Roman" w:hAnsi="Times New Roman" w:cs="Times New Roman"/>
+          <w:color w:val="4F81BD" w:themeColor="accent1"/>
+          <w:sz w:val="96"/>
+          <w:szCs w:val="96"/>
+        </w:rPr>
+        <w:t xml:space="preserve"> Bibliography</w:t>
+      </w:r>
+    </w:p>
+    <w:p/>
+    <w:p>
+      <w:pPr>
+        <w:spacing w:line="360" w:lineRule="auto"/>
+        <w:rPr>
+          <w:b/>
+          <w:bCs/>
+          <w:sz w:val="28"/>
+          <w:szCs w:val="28"/>
+        </w:rPr>
+      </w:pPr>
+    </w:p>
     <w:p/>
     <w:sectPr>
       <w:pgSz w:w="11907" w:h="16839" w:code="9"/>
@@ -7408,6 +7741,95 @@
       <w:rPr>
         <w:rFonts w:ascii="Wingdings" w:hAnsi="Wingdings" w:hint="default"/>
       </w:rPr>
+    </w:lvl>
+  </w:abstractNum>
+  <w:abstractNum w:abstractNumId="21" w15:restartNumberingAfterBreak="0">
+    <w:nsid w:val="7ACC31C3"/>
+    <w:multiLevelType w:val="hybridMultilevel"/>
+    <w:tmpl w:val="64C09FBC"/>
+    <w:lvl w:ilvl="0" w:tplc="5D6C8D1E">
+      <w:start w:val="1"/>
+      <w:numFmt w:val="decimal"/>
+      <w:lvlText w:val="%1."/>
+      <w:lvlJc w:val="left"/>
+      <w:pPr>
+        <w:ind w:left="1080" w:hanging="720"/>
+      </w:pPr>
+      <w:rPr>
+        <w:rFonts w:hint="default"/>
+      </w:rPr>
+    </w:lvl>
+    <w:lvl w:ilvl="1" w:tplc="40090019" w:tentative="1">
+      <w:start w:val="1"/>
+      <w:numFmt w:val="lowerLetter"/>
+      <w:lvlText w:val="%2."/>
+      <w:lvlJc w:val="left"/>
+      <w:pPr>
+        <w:ind w:left="1440" w:hanging="360"/>
+      </w:pPr>
+    </w:lvl>
+    <w:lvl w:ilvl="2" w:tplc="4009001B" w:tentative="1">
+      <w:start w:val="1"/>
+      <w:numFmt w:val="lowerRoman"/>
+      <w:lvlText w:val="%3."/>
+      <w:lvlJc w:val="right"/>
+      <w:pPr>
+        <w:ind w:left="2160" w:hanging="180"/>
+      </w:pPr>
+    </w:lvl>
+    <w:lvl w:ilvl="3" w:tplc="4009000F" w:tentative="1">
+      <w:start w:val="1"/>
+      <w:numFmt w:val="decimal"/>
+      <w:lvlText w:val="%4."/>
+      <w:lvlJc w:val="left"/>
+      <w:pPr>
+        <w:ind w:left="2880" w:hanging="360"/>
+      </w:pPr>
+    </w:lvl>
+    <w:lvl w:ilvl="4" w:tplc="40090019" w:tentative="1">
+      <w:start w:val="1"/>
+      <w:numFmt w:val="lowerLetter"/>
+      <w:lvlText w:val="%5."/>
+      <w:lvlJc w:val="left"/>
+      <w:pPr>
+        <w:ind w:left="3600" w:hanging="360"/>
+      </w:pPr>
+    </w:lvl>
+    <w:lvl w:ilvl="5" w:tplc="4009001B" w:tentative="1">
+      <w:start w:val="1"/>
+      <w:numFmt w:val="lowerRoman"/>
+      <w:lvlText w:val="%6."/>
+      <w:lvlJc w:val="right"/>
+      <w:pPr>
+        <w:ind w:left="4320" w:hanging="180"/>
+      </w:pPr>
+    </w:lvl>
+    <w:lvl w:ilvl="6" w:tplc="4009000F" w:tentative="1">
+      <w:start w:val="1"/>
+      <w:numFmt w:val="decimal"/>
+      <w:lvlText w:val="%7."/>
+      <w:lvlJc w:val="left"/>
+      <w:pPr>
+        <w:ind w:left="5040" w:hanging="360"/>
+      </w:pPr>
+    </w:lvl>
+    <w:lvl w:ilvl="7" w:tplc="40090019" w:tentative="1">
+      <w:start w:val="1"/>
+      <w:numFmt w:val="lowerLetter"/>
+      <w:lvlText w:val="%8."/>
+      <w:lvlJc w:val="left"/>
+      <w:pPr>
+        <w:ind w:left="5760" w:hanging="360"/>
+      </w:pPr>
+    </w:lvl>
+    <w:lvl w:ilvl="8" w:tplc="4009001B" w:tentative="1">
+      <w:start w:val="1"/>
+      <w:numFmt w:val="lowerRoman"/>
+      <w:lvlText w:val="%9."/>
+      <w:lvlJc w:val="right"/>
+      <w:pPr>
+        <w:ind w:left="6480" w:hanging="180"/>
+      </w:pPr>
     </w:lvl>
   </w:abstractNum>
   <w:num w:numId="1">
@@ -7472,6 +7894,9 @@
   </w:num>
   <w:num w:numId="21">
     <w:abstractNumId w:val="8"/>
+  </w:num>
+  <w:num w:numId="22">
+    <w:abstractNumId w:val="21"/>
   </w:num>
 </w:numbering>
 </file>
@@ -8322,6 +8747,56 @@
       <w:lang w:val="en-IN" w:eastAsia="en-IN" w:bidi="mr-IN"/>
     </w:rPr>
   </w:style>
+  <w:style w:type="paragraph" w:styleId="Subtitle">
+    <w:name w:val="Subtitle"/>
+    <w:basedOn w:val="Normal"/>
+    <w:next w:val="Normal"/>
+    <w:link w:val="SubtitleChar"/>
+    <w:uiPriority w:val="11"/>
+    <w:qFormat/>
+    <w:rsid w:val="000C2018"/>
+    <w:pPr>
+      <w:numPr>
+        <w:ilvl w:val="1"/>
+      </w:numPr>
+      <w:spacing w:after="160" w:line="259" w:lineRule="auto"/>
+    </w:pPr>
+    <w:rPr>
+      <w:rFonts w:asciiTheme="minorHAnsi" w:eastAsiaTheme="minorEastAsia" w:hAnsiTheme="minorHAnsi" w:cstheme="minorBidi"/>
+      <w:color w:val="5A5A5A" w:themeColor="text1" w:themeTint="A5"/>
+      <w:spacing w:val="15"/>
+      <w:sz w:val="22"/>
+      <w:szCs w:val="22"/>
+      <w:lang w:val="en-IN"/>
+    </w:rPr>
+  </w:style>
+  <w:style w:type="character" w:customStyle="1" w:styleId="SubtitleChar">
+    <w:name w:val="Subtitle Char"/>
+    <w:basedOn w:val="DefaultParagraphFont"/>
+    <w:link w:val="Subtitle"/>
+    <w:uiPriority w:val="11"/>
+    <w:rsid w:val="000C2018"/>
+    <w:rPr>
+      <w:rFonts w:asciiTheme="minorHAnsi" w:eastAsiaTheme="minorEastAsia" w:hAnsiTheme="minorHAnsi" w:cstheme="minorBidi"/>
+      <w:color w:val="5A5A5A" w:themeColor="text1" w:themeTint="A5"/>
+      <w:spacing w:val="15"/>
+      <w:sz w:val="22"/>
+      <w:szCs w:val="22"/>
+      <w:lang w:val="en-IN"/>
+    </w:rPr>
+  </w:style>
+  <w:style w:type="character" w:styleId="Hyperlink">
+    <w:name w:val="Hyperlink"/>
+    <w:basedOn w:val="DefaultParagraphFont"/>
+    <w:uiPriority w:val="99"/>
+    <w:semiHidden/>
+    <w:unhideWhenUsed/>
+    <w:rsid w:val="000C2018"/>
+    <w:rPr>
+      <w:color w:val="0000FF"/>
+      <w:u w:val="single"/>
+    </w:rPr>
+  </w:style>
 </w:styles>
 </file>
 
@@ -8613,7 +9088,7 @@
 </file>
 
 <file path=customXml/itemProps1.xml><?xml version="1.0" encoding="utf-8"?>
-<ds:datastoreItem xmlns:ds="http://schemas.openxmlformats.org/officeDocument/2006/customXml" ds:itemID="{6FE641AA-9E6C-49B7-BF2E-A1F3FA839CC9}">
+<ds:datastoreItem xmlns:ds="http://schemas.openxmlformats.org/officeDocument/2006/customXml" ds:itemID="{A99D3B3C-99F6-4B20-B00E-423D2467CF01}">
   <ds:schemaRefs>
     <ds:schemaRef ds:uri="http://schemas.openxmlformats.org/officeDocument/2006/bibliography"/>
   </ds:schemaRefs>
